--- a/Supplementary_Table_S3.docx
+++ b/Supplementary_Table_S3.docx
@@ -188,7 +188,431 @@
                 <w:rFonts w:ascii="Calibri" w:hAnsi="Calibri"/>
                 <w:sz w:val="20"/>
               </w:rPr>
-              <w:t xml:space="default">LIA_variable_low</w:t>
+              <w:t xml:space="default">LIA_wet_calm</w:t>
+            </w:r>
+          </w:p>
+        </w:tc>
+        <w:tc>
+          <w:tcPr>
+            <w:tcBorders>
+              <w:top w:val="single" w:space="0" w:color="D3D3D3"/>
+              <w:bottom w:val="single" w:space="0" w:color="D3D3D3"/>
+              <w:start w:val="single" w:space="0" w:color="D3D3D3"/>
+              <w:end w:val="single" w:space="0" w:color="D3D3D3"/>
+            </w:tcBorders>
+          </w:tcPr>
+          <w:p>
+            <w:pPr>
+              <w:spacing w:before="0" w:after="60"/>
+              <w:keepNext/>
+              <w:jc w:val="end"/>
+            </w:pPr>
+            <w:r>
+              <w:rPr>
+                <w:rFonts w:ascii="Calibri" w:hAnsi="Calibri"/>
+                <w:sz w:val="20"/>
+              </w:rPr>
+              <w:t xml:space="default">1</w:t>
+            </w:r>
+          </w:p>
+        </w:tc>
+      </w:tr>
+      <w:tr>
+        <w:trPr>
+          <w:cantSplit/>
+        </w:trPr>
+        <w:tc>
+          <w:tcPr>
+            <w:tcBorders>
+              <w:top w:val="single" w:space="0" w:color="D3D3D3"/>
+              <w:bottom w:val="single" w:space="0" w:color="D3D3D3"/>
+              <w:start w:val="single" w:space="0" w:color="D3D3D3"/>
+              <w:end w:val="single" w:space="0" w:color="D3D3D3"/>
+            </w:tcBorders>
+          </w:tcPr>
+          <w:p>
+            <w:pPr>
+              <w:spacing w:before="0" w:after="60"/>
+              <w:keepNext/>
+              <w:jc w:val="start"/>
+            </w:pPr>
+            <w:r>
+              <w:rPr>
+                <w:rFonts w:ascii="Calibri" w:hAnsi="Calibri"/>
+                <w:sz w:val="20"/>
+              </w:rPr>
+              <w:t xml:space="default">cooler_wet_moderate</w:t>
+            </w:r>
+          </w:p>
+        </w:tc>
+        <w:tc>
+          <w:tcPr>
+            <w:tcBorders>
+              <w:top w:val="single" w:space="0" w:color="D3D3D3"/>
+              <w:bottom w:val="single" w:space="0" w:color="D3D3D3"/>
+              <w:start w:val="single" w:space="0" w:color="D3D3D3"/>
+              <w:end w:val="single" w:space="0" w:color="D3D3D3"/>
+            </w:tcBorders>
+          </w:tcPr>
+          <w:p>
+            <w:pPr>
+              <w:spacing w:before="0" w:after="60"/>
+              <w:keepNext/>
+              <w:jc w:val="end"/>
+            </w:pPr>
+            <w:r>
+              <w:rPr>
+                <w:rFonts w:ascii="Calibri" w:hAnsi="Calibri"/>
+                <w:sz w:val="20"/>
+              </w:rPr>
+              <w:t xml:space="default">5</w:t>
+            </w:r>
+          </w:p>
+        </w:tc>
+      </w:tr>
+      <w:tr>
+        <w:trPr>
+          <w:cantSplit/>
+        </w:trPr>
+        <w:tc>
+          <w:tcPr>
+            <w:tcBorders>
+              <w:top w:val="single" w:space="0" w:color="D3D3D3"/>
+              <w:bottom w:val="single" w:space="0" w:color="D3D3D3"/>
+              <w:start w:val="single" w:space="0" w:color="D3D3D3"/>
+              <w:end w:val="single" w:space="0" w:color="D3D3D3"/>
+            </w:tcBorders>
+          </w:tcPr>
+          <w:p>
+            <w:pPr>
+              <w:spacing w:before="0" w:after="60"/>
+              <w:keepNext/>
+              <w:jc w:val="start"/>
+            </w:pPr>
+            <w:r>
+              <w:rPr>
+                <w:rFonts w:ascii="Calibri" w:hAnsi="Calibri"/>
+                <w:sz w:val="20"/>
+              </w:rPr>
+              <w:t xml:space="default">cooler_no data_low</w:t>
+            </w:r>
+          </w:p>
+        </w:tc>
+        <w:tc>
+          <w:tcPr>
+            <w:tcBorders>
+              <w:top w:val="single" w:space="0" w:color="D3D3D3"/>
+              <w:bottom w:val="single" w:space="0" w:color="D3D3D3"/>
+              <w:start w:val="single" w:space="0" w:color="D3D3D3"/>
+              <w:end w:val="single" w:space="0" w:color="D3D3D3"/>
+            </w:tcBorders>
+          </w:tcPr>
+          <w:p>
+            <w:pPr>
+              <w:spacing w:before="0" w:after="60"/>
+              <w:keepNext/>
+              <w:jc w:val="end"/>
+            </w:pPr>
+            <w:r>
+              <w:rPr>
+                <w:rFonts w:ascii="Calibri" w:hAnsi="Calibri"/>
+                <w:sz w:val="20"/>
+              </w:rPr>
+              <w:t xml:space="default">4</w:t>
+            </w:r>
+          </w:p>
+        </w:tc>
+      </w:tr>
+      <w:tr>
+        <w:trPr>
+          <w:cantSplit/>
+        </w:trPr>
+        <w:tc>
+          <w:tcPr>
+            <w:tcBorders>
+              <w:top w:val="single" w:space="0" w:color="D3D3D3"/>
+              <w:bottom w:val="single" w:space="0" w:color="D3D3D3"/>
+              <w:start w:val="single" w:space="0" w:color="D3D3D3"/>
+              <w:end w:val="single" w:space="0" w:color="D3D3D3"/>
+            </w:tcBorders>
+          </w:tcPr>
+          <w:p>
+            <w:pPr>
+              <w:spacing w:before="0" w:after="60"/>
+              <w:keepNext/>
+              <w:jc w:val="start"/>
+            </w:pPr>
+            <w:r>
+              <w:rPr>
+                <w:rFonts w:ascii="Calibri" w:hAnsi="Calibri"/>
+                <w:sz w:val="20"/>
+              </w:rPr>
+              <w:t xml:space="default">CWP&amp;MWA_wet_enhanced</w:t>
+            </w:r>
+          </w:p>
+        </w:tc>
+        <w:tc>
+          <w:tcPr>
+            <w:tcBorders>
+              <w:top w:val="single" w:space="0" w:color="D3D3D3"/>
+              <w:bottom w:val="single" w:space="0" w:color="D3D3D3"/>
+              <w:start w:val="single" w:space="0" w:color="D3D3D3"/>
+              <w:end w:val="single" w:space="0" w:color="D3D3D3"/>
+            </w:tcBorders>
+          </w:tcPr>
+          <w:p>
+            <w:pPr>
+              <w:spacing w:before="0" w:after="60"/>
+              <w:keepNext/>
+              <w:jc w:val="end"/>
+            </w:pPr>
+            <w:r>
+              <w:rPr>
+                <w:rFonts w:ascii="Calibri" w:hAnsi="Calibri"/>
+                <w:sz w:val="20"/>
+              </w:rPr>
+              <w:t xml:space="default">1</w:t>
+            </w:r>
+          </w:p>
+        </w:tc>
+      </w:tr>
+      <w:tr>
+        <w:trPr>
+          <w:cantSplit/>
+        </w:trPr>
+        <w:tc>
+          <w:tcPr>
+            <w:tcBorders>
+              <w:top w:val="single" w:space="0" w:color="D3D3D3"/>
+              <w:bottom w:val="single" w:space="0" w:color="D3D3D3"/>
+              <w:start w:val="single" w:space="0" w:color="D3D3D3"/>
+              <w:end w:val="single" w:space="0" w:color="D3D3D3"/>
+            </w:tcBorders>
+          </w:tcPr>
+          <w:p>
+            <w:pPr>
+              <w:spacing w:before="0" w:after="60"/>
+              <w:keepNext/>
+              <w:jc w:val="start"/>
+            </w:pPr>
+            <w:r>
+              <w:rPr>
+                <w:rFonts w:ascii="Calibri" w:hAnsi="Calibri"/>
+                <w:sz w:val="20"/>
+              </w:rPr>
+              <w:t xml:space="default">cooler_no data_moderate</w:t>
+            </w:r>
+          </w:p>
+        </w:tc>
+        <w:tc>
+          <w:tcPr>
+            <w:tcBorders>
+              <w:top w:val="single" w:space="0" w:color="D3D3D3"/>
+              <w:bottom w:val="single" w:space="0" w:color="D3D3D3"/>
+              <w:start w:val="single" w:space="0" w:color="D3D3D3"/>
+              <w:end w:val="single" w:space="0" w:color="D3D3D3"/>
+            </w:tcBorders>
+          </w:tcPr>
+          <w:p>
+            <w:pPr>
+              <w:spacing w:before="0" w:after="60"/>
+              <w:keepNext/>
+              <w:jc w:val="end"/>
+            </w:pPr>
+            <w:r>
+              <w:rPr>
+                <w:rFonts w:ascii="Calibri" w:hAnsi="Calibri"/>
+                <w:sz w:val="20"/>
+              </w:rPr>
+              <w:t xml:space="default">1</w:t>
+            </w:r>
+          </w:p>
+        </w:tc>
+      </w:tr>
+      <w:tr>
+        <w:trPr>
+          <w:cantSplit/>
+        </w:trPr>
+        <w:tc>
+          <w:tcPr>
+            <w:tcBorders>
+              <w:top w:val="single" w:space="0" w:color="D3D3D3"/>
+              <w:bottom w:val="single" w:space="0" w:color="D3D3D3"/>
+              <w:start w:val="single" w:space="0" w:color="D3D3D3"/>
+              <w:end w:val="single" w:space="0" w:color="D3D3D3"/>
+            </w:tcBorders>
+          </w:tcPr>
+          <w:p>
+            <w:pPr>
+              <w:spacing w:before="0" w:after="60"/>
+              <w:keepNext/>
+              <w:jc w:val="start"/>
+            </w:pPr>
+            <w:r>
+              <w:rPr>
+                <w:rFonts w:ascii="Calibri" w:hAnsi="Calibri"/>
+                <w:sz w:val="20"/>
+              </w:rPr>
+              <w:t xml:space="default">warmer_no data_low</w:t>
+            </w:r>
+          </w:p>
+        </w:tc>
+        <w:tc>
+          <w:tcPr>
+            <w:tcBorders>
+              <w:top w:val="single" w:space="0" w:color="D3D3D3"/>
+              <w:bottom w:val="single" w:space="0" w:color="D3D3D3"/>
+              <w:start w:val="single" w:space="0" w:color="D3D3D3"/>
+              <w:end w:val="single" w:space="0" w:color="D3D3D3"/>
+            </w:tcBorders>
+          </w:tcPr>
+          <w:p>
+            <w:pPr>
+              <w:spacing w:before="0" w:after="60"/>
+              <w:keepNext/>
+              <w:jc w:val="end"/>
+            </w:pPr>
+            <w:r>
+              <w:rPr>
+                <w:rFonts w:ascii="Calibri" w:hAnsi="Calibri"/>
+                <w:sz w:val="20"/>
+              </w:rPr>
+              <w:t xml:space="default">3</w:t>
+            </w:r>
+          </w:p>
+        </w:tc>
+      </w:tr>
+      <w:tr>
+        <w:trPr>
+          <w:cantSplit/>
+        </w:trPr>
+        <w:tc>
+          <w:tcPr>
+            <w:tcBorders>
+              <w:top w:val="single" w:space="0" w:color="D3D3D3"/>
+              <w:bottom w:val="single" w:space="0" w:color="D3D3D3"/>
+              <w:start w:val="single" w:space="0" w:color="D3D3D3"/>
+              <w:end w:val="single" w:space="0" w:color="D3D3D3"/>
+            </w:tcBorders>
+          </w:tcPr>
+          <w:p>
+            <w:pPr>
+              <w:spacing w:before="0" w:after="60"/>
+              <w:keepNext/>
+              <w:jc w:val="start"/>
+            </w:pPr>
+            <w:r>
+              <w:rPr>
+                <w:rFonts w:ascii="Calibri" w:hAnsi="Calibri"/>
+                <w:sz w:val="20"/>
+              </w:rPr>
+              <w:t xml:space="default">CWP&amp;MWA_dry_moderate</w:t>
+            </w:r>
+          </w:p>
+        </w:tc>
+        <w:tc>
+          <w:tcPr>
+            <w:tcBorders>
+              <w:top w:val="single" w:space="0" w:color="D3D3D3"/>
+              <w:bottom w:val="single" w:space="0" w:color="D3D3D3"/>
+              <w:start w:val="single" w:space="0" w:color="D3D3D3"/>
+              <w:end w:val="single" w:space="0" w:color="D3D3D3"/>
+            </w:tcBorders>
+          </w:tcPr>
+          <w:p>
+            <w:pPr>
+              <w:spacing w:before="0" w:after="60"/>
+              <w:keepNext/>
+              <w:jc w:val="end"/>
+            </w:pPr>
+            <w:r>
+              <w:rPr>
+                <w:rFonts w:ascii="Calibri" w:hAnsi="Calibri"/>
+                <w:sz w:val="20"/>
+              </w:rPr>
+              <w:t xml:space="default">1</w:t>
+            </w:r>
+          </w:p>
+        </w:tc>
+      </w:tr>
+      <w:tr>
+        <w:trPr>
+          <w:cantSplit/>
+        </w:trPr>
+        <w:tc>
+          <w:tcPr>
+            <w:tcBorders>
+              <w:top w:val="single" w:space="0" w:color="D3D3D3"/>
+              <w:bottom w:val="single" w:space="0" w:color="D3D3D3"/>
+              <w:start w:val="single" w:space="0" w:color="D3D3D3"/>
+              <w:end w:val="single" w:space="0" w:color="D3D3D3"/>
+            </w:tcBorders>
+          </w:tcPr>
+          <w:p>
+            <w:pPr>
+              <w:spacing w:before="0" w:after="60"/>
+              <w:keepNext/>
+              <w:jc w:val="start"/>
+            </w:pPr>
+            <w:r>
+              <w:rPr>
+                <w:rFonts w:ascii="Calibri" w:hAnsi="Calibri"/>
+                <w:sz w:val="20"/>
+              </w:rPr>
+              <w:t xml:space="default">cooler_dry_moderate</w:t>
+            </w:r>
+          </w:p>
+        </w:tc>
+        <w:tc>
+          <w:tcPr>
+            <w:tcBorders>
+              <w:top w:val="single" w:space="0" w:color="D3D3D3"/>
+              <w:bottom w:val="single" w:space="0" w:color="D3D3D3"/>
+              <w:start w:val="single" w:space="0" w:color="D3D3D3"/>
+              <w:end w:val="single" w:space="0" w:color="D3D3D3"/>
+            </w:tcBorders>
+          </w:tcPr>
+          <w:p>
+            <w:pPr>
+              <w:spacing w:before="0" w:after="60"/>
+              <w:keepNext/>
+              <w:jc w:val="end"/>
+            </w:pPr>
+            <w:r>
+              <w:rPr>
+                <w:rFonts w:ascii="Calibri" w:hAnsi="Calibri"/>
+                <w:sz w:val="20"/>
+              </w:rPr>
+              <w:t xml:space="default">3</w:t>
+            </w:r>
+          </w:p>
+        </w:tc>
+      </w:tr>
+      <w:tr>
+        <w:trPr>
+          <w:cantSplit/>
+        </w:trPr>
+        <w:tc>
+          <w:tcPr>
+            <w:tcBorders>
+              <w:top w:val="single" w:space="0" w:color="D3D3D3"/>
+              <w:bottom w:val="single" w:space="0" w:color="D3D3D3"/>
+              <w:start w:val="single" w:space="0" w:color="D3D3D3"/>
+              <w:end w:val="single" w:space="0" w:color="D3D3D3"/>
+            </w:tcBorders>
+          </w:tcPr>
+          <w:p>
+            <w:pPr>
+              <w:spacing w:before="0" w:after="60"/>
+              <w:keepNext/>
+              <w:jc w:val="start"/>
+            </w:pPr>
+            <w:r>
+              <w:rPr>
+                <w:rFonts w:ascii="Calibri" w:hAnsi="Calibri"/>
+                <w:sz w:val="20"/>
+              </w:rPr>
+              <w:t xml:space="default">warmer_wet_low</w:t>
             </w:r>
           </w:p>
         </w:tc>
@@ -241,272 +665,7 @@
                 <w:rFonts w:ascii="Calibri" w:hAnsi="Calibri"/>
                 <w:sz w:val="20"/>
               </w:rPr>
-              <w:t xml:space="default">cooler_dry_high</w:t>
-            </w:r>
-          </w:p>
-        </w:tc>
-        <w:tc>
-          <w:tcPr>
-            <w:tcBorders>
-              <w:top w:val="single" w:space="0" w:color="D3D3D3"/>
-              <w:bottom w:val="single" w:space="0" w:color="D3D3D3"/>
-              <w:start w:val="single" w:space="0" w:color="D3D3D3"/>
-              <w:end w:val="single" w:space="0" w:color="D3D3D3"/>
-            </w:tcBorders>
-          </w:tcPr>
-          <w:p>
-            <w:pPr>
-              <w:spacing w:before="0" w:after="60"/>
-              <w:keepNext/>
-              <w:jc w:val="end"/>
-            </w:pPr>
-            <w:r>
-              <w:rPr>
-                <w:rFonts w:ascii="Calibri" w:hAnsi="Calibri"/>
-                <w:sz w:val="20"/>
-              </w:rPr>
-              <w:t xml:space="default">2</w:t>
-            </w:r>
-          </w:p>
-        </w:tc>
-      </w:tr>
-      <w:tr>
-        <w:trPr>
-          <w:cantSplit/>
-        </w:trPr>
-        <w:tc>
-          <w:tcPr>
-            <w:tcBorders>
-              <w:top w:val="single" w:space="0" w:color="D3D3D3"/>
-              <w:bottom w:val="single" w:space="0" w:color="D3D3D3"/>
-              <w:start w:val="single" w:space="0" w:color="D3D3D3"/>
-              <w:end w:val="single" w:space="0" w:color="D3D3D3"/>
-            </w:tcBorders>
-          </w:tcPr>
-          <w:p>
-            <w:pPr>
-              <w:spacing w:before="0" w:after="60"/>
-              <w:keepNext/>
-              <w:jc w:val="start"/>
-            </w:pPr>
-            <w:r>
-              <w:rPr>
-                <w:rFonts w:ascii="Calibri" w:hAnsi="Calibri"/>
-                <w:sz w:val="20"/>
-              </w:rPr>
-              <w:t xml:space="default">cooler_dry_low</w:t>
-            </w:r>
-          </w:p>
-        </w:tc>
-        <w:tc>
-          <w:tcPr>
-            <w:tcBorders>
-              <w:top w:val="single" w:space="0" w:color="D3D3D3"/>
-              <w:bottom w:val="single" w:space="0" w:color="D3D3D3"/>
-              <w:start w:val="single" w:space="0" w:color="D3D3D3"/>
-              <w:end w:val="single" w:space="0" w:color="D3D3D3"/>
-            </w:tcBorders>
-          </w:tcPr>
-          <w:p>
-            <w:pPr>
-              <w:spacing w:before="0" w:after="60"/>
-              <w:keepNext/>
-              <w:jc w:val="end"/>
-            </w:pPr>
-            <w:r>
-              <w:rPr>
-                <w:rFonts w:ascii="Calibri" w:hAnsi="Calibri"/>
-                <w:sz w:val="20"/>
-              </w:rPr>
-              <w:t xml:space="default">8</w:t>
-            </w:r>
-          </w:p>
-        </w:tc>
-      </w:tr>
-      <w:tr>
-        <w:trPr>
-          <w:cantSplit/>
-        </w:trPr>
-        <w:tc>
-          <w:tcPr>
-            <w:tcBorders>
-              <w:top w:val="single" w:space="0" w:color="D3D3D3"/>
-              <w:bottom w:val="single" w:space="0" w:color="D3D3D3"/>
-              <w:start w:val="single" w:space="0" w:color="D3D3D3"/>
-              <w:end w:val="single" w:space="0" w:color="D3D3D3"/>
-            </w:tcBorders>
-          </w:tcPr>
-          <w:p>
-            <w:pPr>
-              <w:spacing w:before="0" w:after="60"/>
-              <w:keepNext/>
-              <w:jc w:val="start"/>
-            </w:pPr>
-            <w:r>
-              <w:rPr>
-                <w:rFonts w:ascii="Calibri" w:hAnsi="Calibri"/>
-                <w:sz w:val="20"/>
-              </w:rPr>
-              <w:t xml:space="default">CWP&amp;MWA_dry_medium</w:t>
-            </w:r>
-          </w:p>
-        </w:tc>
-        <w:tc>
-          <w:tcPr>
-            <w:tcBorders>
-              <w:top w:val="single" w:space="0" w:color="D3D3D3"/>
-              <w:bottom w:val="single" w:space="0" w:color="D3D3D3"/>
-              <w:start w:val="single" w:space="0" w:color="D3D3D3"/>
-              <w:end w:val="single" w:space="0" w:color="D3D3D3"/>
-            </w:tcBorders>
-          </w:tcPr>
-          <w:p>
-            <w:pPr>
-              <w:spacing w:before="0" w:after="60"/>
-              <w:keepNext/>
-              <w:jc w:val="end"/>
-            </w:pPr>
-            <w:r>
-              <w:rPr>
-                <w:rFonts w:ascii="Calibri" w:hAnsi="Calibri"/>
-                <w:sz w:val="20"/>
-              </w:rPr>
-              <w:t xml:space="default">2</w:t>
-            </w:r>
-          </w:p>
-        </w:tc>
-      </w:tr>
-      <w:tr>
-        <w:trPr>
-          <w:cantSplit/>
-        </w:trPr>
-        <w:tc>
-          <w:tcPr>
-            <w:tcBorders>
-              <w:top w:val="single" w:space="0" w:color="D3D3D3"/>
-              <w:bottom w:val="single" w:space="0" w:color="D3D3D3"/>
-              <w:start w:val="single" w:space="0" w:color="D3D3D3"/>
-              <w:end w:val="single" w:space="0" w:color="D3D3D3"/>
-            </w:tcBorders>
-          </w:tcPr>
-          <w:p>
-            <w:pPr>
-              <w:spacing w:before="0" w:after="60"/>
-              <w:keepNext/>
-              <w:jc w:val="start"/>
-            </w:pPr>
-            <w:r>
-              <w:rPr>
-                <w:rFonts w:ascii="Calibri" w:hAnsi="Calibri"/>
-                <w:sz w:val="20"/>
-              </w:rPr>
-              <w:t xml:space="default">cooler_wet_high</w:t>
-            </w:r>
-          </w:p>
-        </w:tc>
-        <w:tc>
-          <w:tcPr>
-            <w:tcBorders>
-              <w:top w:val="single" w:space="0" w:color="D3D3D3"/>
-              <w:bottom w:val="single" w:space="0" w:color="D3D3D3"/>
-              <w:start w:val="single" w:space="0" w:color="D3D3D3"/>
-              <w:end w:val="single" w:space="0" w:color="D3D3D3"/>
-            </w:tcBorders>
-          </w:tcPr>
-          <w:p>
-            <w:pPr>
-              <w:spacing w:before="0" w:after="60"/>
-              <w:keepNext/>
-              <w:jc w:val="end"/>
-            </w:pPr>
-            <w:r>
-              <w:rPr>
-                <w:rFonts w:ascii="Calibri" w:hAnsi="Calibri"/>
-                <w:sz w:val="20"/>
-              </w:rPr>
-              <w:t xml:space="default">7</w:t>
-            </w:r>
-          </w:p>
-        </w:tc>
-      </w:tr>
-      <w:tr>
-        <w:trPr>
-          <w:cantSplit/>
-        </w:trPr>
-        <w:tc>
-          <w:tcPr>
-            <w:tcBorders>
-              <w:top w:val="single" w:space="0" w:color="D3D3D3"/>
-              <w:bottom w:val="single" w:space="0" w:color="D3D3D3"/>
-              <w:start w:val="single" w:space="0" w:color="D3D3D3"/>
-              <w:end w:val="single" w:space="0" w:color="D3D3D3"/>
-            </w:tcBorders>
-          </w:tcPr>
-          <w:p>
-            <w:pPr>
-              <w:spacing w:before="0" w:after="60"/>
-              <w:keepNext/>
-              <w:jc w:val="start"/>
-            </w:pPr>
-            <w:r>
-              <w:rPr>
-                <w:rFonts w:ascii="Calibri" w:hAnsi="Calibri"/>
-                <w:sz w:val="20"/>
-              </w:rPr>
-              <w:t xml:space="default">warmer_variable_low</w:t>
-            </w:r>
-          </w:p>
-        </w:tc>
-        <w:tc>
-          <w:tcPr>
-            <w:tcBorders>
-              <w:top w:val="single" w:space="0" w:color="D3D3D3"/>
-              <w:bottom w:val="single" w:space="0" w:color="D3D3D3"/>
-              <w:start w:val="single" w:space="0" w:color="D3D3D3"/>
-              <w:end w:val="single" w:space="0" w:color="D3D3D3"/>
-            </w:tcBorders>
-          </w:tcPr>
-          <w:p>
-            <w:pPr>
-              <w:spacing w:before="0" w:after="60"/>
-              <w:keepNext/>
-              <w:jc w:val="end"/>
-            </w:pPr>
-            <w:r>
-              <w:rPr>
-                <w:rFonts w:ascii="Calibri" w:hAnsi="Calibri"/>
-                <w:sz w:val="20"/>
-              </w:rPr>
-              <w:t xml:space="default">2</w:t>
-            </w:r>
-          </w:p>
-        </w:tc>
-      </w:tr>
-      <w:tr>
-        <w:trPr>
-          <w:cantSplit/>
-        </w:trPr>
-        <w:tc>
-          <w:tcPr>
-            <w:tcBorders>
-              <w:top w:val="single" w:space="0" w:color="D3D3D3"/>
-              <w:bottom w:val="single" w:space="0" w:color="D3D3D3"/>
-              <w:start w:val="single" w:space="0" w:color="D3D3D3"/>
-              <w:end w:val="single" w:space="0" w:color="D3D3D3"/>
-            </w:tcBorders>
-          </w:tcPr>
-          <w:p>
-            <w:pPr>
-              <w:spacing w:before="0" w:after="60"/>
-              <w:keepNext/>
-              <w:jc w:val="start"/>
-            </w:pPr>
-            <w:r>
-              <w:rPr>
-                <w:rFonts w:ascii="Calibri" w:hAnsi="Calibri"/>
-                <w:sz w:val="20"/>
-              </w:rPr>
-              <w:t xml:space="default">CWP&amp;MWA_variable_medium</w:t>
+              <w:t xml:space="default">CWP&amp;MWA_dry_enhanced</w:t>
             </w:r>
           </w:p>
         </w:tc>
@@ -559,7 +718,7 @@
                 <w:rFonts w:ascii="Calibri" w:hAnsi="Calibri"/>
                 <w:sz w:val="20"/>
               </w:rPr>
-              <w:t xml:space="default">warmer_wet_low</w:t>
+              <w:t xml:space="default">LIA_wet_high</w:t>
             </w:r>
           </w:p>
         </w:tc>
@@ -612,31 +771,31 @@
                 <w:rFonts w:ascii="Calibri" w:hAnsi="Calibri"/>
                 <w:sz w:val="20"/>
               </w:rPr>
-              <w:t xml:space="default">warmer_variable_high</w:t>
-            </w:r>
-          </w:p>
-        </w:tc>
-        <w:tc>
-          <w:tcPr>
-            <w:tcBorders>
-              <w:top w:val="single" w:space="0" w:color="D3D3D3"/>
-              <w:bottom w:val="single" w:space="0" w:color="D3D3D3"/>
-              <w:start w:val="single" w:space="0" w:color="D3D3D3"/>
-              <w:end w:val="single" w:space="0" w:color="D3D3D3"/>
-            </w:tcBorders>
-          </w:tcPr>
-          <w:p>
-            <w:pPr>
-              <w:spacing w:before="0" w:after="60"/>
-              <w:keepNext/>
-              <w:jc w:val="end"/>
-            </w:pPr>
-            <w:r>
-              <w:rPr>
-                <w:rFonts w:ascii="Calibri" w:hAnsi="Calibri"/>
-                <w:sz w:val="20"/>
-              </w:rPr>
-              <w:t xml:space="default">2</w:t>
+              <w:t xml:space="default">warmer_wet_high</w:t>
+            </w:r>
+          </w:p>
+        </w:tc>
+        <w:tc>
+          <w:tcPr>
+            <w:tcBorders>
+              <w:top w:val="single" w:space="0" w:color="D3D3D3"/>
+              <w:bottom w:val="single" w:space="0" w:color="D3D3D3"/>
+              <w:start w:val="single" w:space="0" w:color="D3D3D3"/>
+              <w:end w:val="single" w:space="0" w:color="D3D3D3"/>
+            </w:tcBorders>
+          </w:tcPr>
+          <w:p>
+            <w:pPr>
+              <w:spacing w:before="0" w:after="60"/>
+              <w:keepNext/>
+              <w:jc w:val="end"/>
+            </w:pPr>
+            <w:r>
+              <w:rPr>
+                <w:rFonts w:ascii="Calibri" w:hAnsi="Calibri"/>
+                <w:sz w:val="20"/>
+              </w:rPr>
+              <w:t xml:space="default">1</w:t>
             </w:r>
           </w:p>
         </w:tc>
@@ -691,7 +850,7 @@
                 <w:sz w:val="20"/>
                 <w:b w:val="true"/>
               </w:rPr>
-              <w:t xml:space="default">27</w:t>
+              <w:t xml:space="default">24</w:t>
             </w:r>
           </w:p>
         </w:tc>
@@ -752,7 +911,113 @@
                 <w:rFonts w:ascii="Calibri" w:hAnsi="Calibri"/>
                 <w:sz w:val="20"/>
               </w:rPr>
-              <w:t xml:space="default">LIA_variable_low</w:t>
+              <w:t xml:space="default">CWP&amp;MWA_dry_quiet</w:t>
+            </w:r>
+          </w:p>
+        </w:tc>
+        <w:tc>
+          <w:tcPr>
+            <w:tcBorders>
+              <w:top w:val="single" w:space="0" w:color="D3D3D3"/>
+              <w:bottom w:val="single" w:space="0" w:color="D3D3D3"/>
+              <w:start w:val="single" w:space="0" w:color="D3D3D3"/>
+              <w:end w:val="single" w:space="0" w:color="D3D3D3"/>
+            </w:tcBorders>
+          </w:tcPr>
+          <w:p>
+            <w:pPr>
+              <w:spacing w:before="0" w:after="60"/>
+              <w:keepNext/>
+              <w:jc w:val="end"/>
+            </w:pPr>
+            <w:r>
+              <w:rPr>
+                <w:rFonts w:ascii="Calibri" w:hAnsi="Calibri"/>
+                <w:sz w:val="20"/>
+              </w:rPr>
+              <w:t xml:space="default">1</w:t>
+            </w:r>
+          </w:p>
+        </w:tc>
+      </w:tr>
+      <w:tr>
+        <w:trPr>
+          <w:cantSplit/>
+        </w:trPr>
+        <w:tc>
+          <w:tcPr>
+            <w:tcBorders>
+              <w:top w:val="single" w:space="0" w:color="D3D3D3"/>
+              <w:bottom w:val="single" w:space="0" w:color="D3D3D3"/>
+              <w:start w:val="single" w:space="0" w:color="D3D3D3"/>
+              <w:end w:val="single" w:space="0" w:color="D3D3D3"/>
+            </w:tcBorders>
+          </w:tcPr>
+          <w:p>
+            <w:pPr>
+              <w:spacing w:before="0" w:after="60"/>
+              <w:keepNext/>
+              <w:jc w:val="start"/>
+            </w:pPr>
+            <w:r>
+              <w:rPr>
+                <w:rFonts w:ascii="Calibri" w:hAnsi="Calibri"/>
+                <w:sz w:val="20"/>
+              </w:rPr>
+              <w:t xml:space="default">LIA_dry_active</w:t>
+            </w:r>
+          </w:p>
+        </w:tc>
+        <w:tc>
+          <w:tcPr>
+            <w:tcBorders>
+              <w:top w:val="single" w:space="0" w:color="D3D3D3"/>
+              <w:bottom w:val="single" w:space="0" w:color="D3D3D3"/>
+              <w:start w:val="single" w:space="0" w:color="D3D3D3"/>
+              <w:end w:val="single" w:space="0" w:color="D3D3D3"/>
+            </w:tcBorders>
+          </w:tcPr>
+          <w:p>
+            <w:pPr>
+              <w:spacing w:before="0" w:after="60"/>
+              <w:keepNext/>
+              <w:jc w:val="end"/>
+            </w:pPr>
+            <w:r>
+              <w:rPr>
+                <w:rFonts w:ascii="Calibri" w:hAnsi="Calibri"/>
+                <w:sz w:val="20"/>
+              </w:rPr>
+              <w:t xml:space="default">1</w:t>
+            </w:r>
+          </w:p>
+        </w:tc>
+      </w:tr>
+      <w:tr>
+        <w:trPr>
+          <w:cantSplit/>
+        </w:trPr>
+        <w:tc>
+          <w:tcPr>
+            <w:tcBorders>
+              <w:top w:val="single" w:space="0" w:color="D3D3D3"/>
+              <w:bottom w:val="single" w:space="0" w:color="D3D3D3"/>
+              <w:start w:val="single" w:space="0" w:color="D3D3D3"/>
+              <w:end w:val="single" w:space="0" w:color="D3D3D3"/>
+            </w:tcBorders>
+          </w:tcPr>
+          <w:p>
+            <w:pPr>
+              <w:spacing w:before="0" w:after="60"/>
+              <w:keepNext/>
+              <w:jc w:val="start"/>
+            </w:pPr>
+            <w:r>
+              <w:rPr>
+                <w:rFonts w:ascii="Calibri" w:hAnsi="Calibri"/>
+                <w:sz w:val="20"/>
+              </w:rPr>
+              <w:t xml:space="default">LIA_dry_quiet</w:t>
             </w:r>
           </w:p>
         </w:tc>
@@ -805,7 +1070,60 @@
                 <w:rFonts w:ascii="Calibri" w:hAnsi="Calibri"/>
                 <w:sz w:val="20"/>
               </w:rPr>
-              <w:t xml:space="default">cooler_dry_high</w:t>
+              <w:t xml:space="default">cooler_dry_active</w:t>
+            </w:r>
+          </w:p>
+        </w:tc>
+        <w:tc>
+          <w:tcPr>
+            <w:tcBorders>
+              <w:top w:val="single" w:space="0" w:color="D3D3D3"/>
+              <w:bottom w:val="single" w:space="0" w:color="D3D3D3"/>
+              <w:start w:val="single" w:space="0" w:color="D3D3D3"/>
+              <w:end w:val="single" w:space="0" w:color="D3D3D3"/>
+            </w:tcBorders>
+          </w:tcPr>
+          <w:p>
+            <w:pPr>
+              <w:spacing w:before="0" w:after="60"/>
+              <w:keepNext/>
+              <w:jc w:val="end"/>
+            </w:pPr>
+            <w:r>
+              <w:rPr>
+                <w:rFonts w:ascii="Calibri" w:hAnsi="Calibri"/>
+                <w:sz w:val="20"/>
+              </w:rPr>
+              <w:t xml:space="default">6</w:t>
+            </w:r>
+          </w:p>
+        </w:tc>
+      </w:tr>
+      <w:tr>
+        <w:trPr>
+          <w:cantSplit/>
+        </w:trPr>
+        <w:tc>
+          <w:tcPr>
+            <w:tcBorders>
+              <w:top w:val="single" w:space="0" w:color="D3D3D3"/>
+              <w:bottom w:val="single" w:space="0" w:color="D3D3D3"/>
+              <w:start w:val="single" w:space="0" w:color="D3D3D3"/>
+              <w:end w:val="single" w:space="0" w:color="D3D3D3"/>
+            </w:tcBorders>
+          </w:tcPr>
+          <w:p>
+            <w:pPr>
+              <w:spacing w:before="0" w:after="60"/>
+              <w:keepNext/>
+              <w:jc w:val="start"/>
+            </w:pPr>
+            <w:r>
+              <w:rPr>
+                <w:rFonts w:ascii="Calibri" w:hAnsi="Calibri"/>
+                <w:sz w:val="20"/>
+              </w:rPr>
+              <w:t xml:space="default">CWP&amp;MWA_dry_active</w:t>
             </w:r>
           </w:p>
         </w:tc>
@@ -858,349 +1176,190 @@
                 <w:rFonts w:ascii="Calibri" w:hAnsi="Calibri"/>
                 <w:sz w:val="20"/>
               </w:rPr>
-              <w:t xml:space="default">cooler_dry_low</w:t>
-            </w:r>
-          </w:p>
-        </w:tc>
-        <w:tc>
-          <w:tcPr>
-            <w:tcBorders>
-              <w:top w:val="single" w:space="0" w:color="D3D3D3"/>
-              <w:bottom w:val="single" w:space="0" w:color="D3D3D3"/>
-              <w:start w:val="single" w:space="0" w:color="D3D3D3"/>
-              <w:end w:val="single" w:space="0" w:color="D3D3D3"/>
-            </w:tcBorders>
-          </w:tcPr>
-          <w:p>
-            <w:pPr>
-              <w:spacing w:before="0" w:after="60"/>
-              <w:keepNext/>
-              <w:jc w:val="end"/>
-            </w:pPr>
-            <w:r>
-              <w:rPr>
-                <w:rFonts w:ascii="Calibri" w:hAnsi="Calibri"/>
-                <w:sz w:val="20"/>
-              </w:rPr>
-              <w:t xml:space="default">7</w:t>
-            </w:r>
-          </w:p>
-        </w:tc>
-      </w:tr>
-      <w:tr>
-        <w:trPr>
-          <w:cantSplit/>
-        </w:trPr>
-        <w:tc>
-          <w:tcPr>
-            <w:tcBorders>
-              <w:top w:val="single" w:space="0" w:color="D3D3D3"/>
-              <w:bottom w:val="single" w:space="0" w:color="D3D3D3"/>
-              <w:start w:val="single" w:space="0" w:color="D3D3D3"/>
-              <w:end w:val="single" w:space="0" w:color="D3D3D3"/>
-            </w:tcBorders>
-          </w:tcPr>
-          <w:p>
-            <w:pPr>
-              <w:spacing w:before="0" w:after="60"/>
-              <w:keepNext/>
-              <w:jc w:val="start"/>
-            </w:pPr>
-            <w:r>
-              <w:rPr>
-                <w:rFonts w:ascii="Calibri" w:hAnsi="Calibri"/>
-                <w:sz w:val="20"/>
-              </w:rPr>
-              <w:t xml:space="default">CWP&amp;MWA_dry_medium</w:t>
-            </w:r>
-          </w:p>
-        </w:tc>
-        <w:tc>
-          <w:tcPr>
-            <w:tcBorders>
-              <w:top w:val="single" w:space="0" w:color="D3D3D3"/>
-              <w:bottom w:val="single" w:space="0" w:color="D3D3D3"/>
-              <w:start w:val="single" w:space="0" w:color="D3D3D3"/>
-              <w:end w:val="single" w:space="0" w:color="D3D3D3"/>
-            </w:tcBorders>
-          </w:tcPr>
-          <w:p>
-            <w:pPr>
-              <w:spacing w:before="0" w:after="60"/>
-              <w:keepNext/>
-              <w:jc w:val="end"/>
-            </w:pPr>
-            <w:r>
-              <w:rPr>
-                <w:rFonts w:ascii="Calibri" w:hAnsi="Calibri"/>
-                <w:sz w:val="20"/>
-              </w:rPr>
-              <w:t xml:space="default">3</w:t>
-            </w:r>
-          </w:p>
-        </w:tc>
-      </w:tr>
-      <w:tr>
-        <w:trPr>
-          <w:cantSplit/>
-        </w:trPr>
-        <w:tc>
-          <w:tcPr>
-            <w:tcBorders>
-              <w:top w:val="single" w:space="0" w:color="D3D3D3"/>
-              <w:bottom w:val="single" w:space="0" w:color="D3D3D3"/>
-              <w:start w:val="single" w:space="0" w:color="D3D3D3"/>
-              <w:end w:val="single" w:space="0" w:color="D3D3D3"/>
-            </w:tcBorders>
-          </w:tcPr>
-          <w:p>
-            <w:pPr>
-              <w:spacing w:before="0" w:after="60"/>
-              <w:keepNext/>
-              <w:jc w:val="start"/>
-            </w:pPr>
-            <w:r>
-              <w:rPr>
-                <w:rFonts w:ascii="Calibri" w:hAnsi="Calibri"/>
-                <w:sz w:val="20"/>
-              </w:rPr>
-              <w:t xml:space="default">cooler_wet_high</w:t>
-            </w:r>
-          </w:p>
-        </w:tc>
-        <w:tc>
-          <w:tcPr>
-            <w:tcBorders>
-              <w:top w:val="single" w:space="0" w:color="D3D3D3"/>
-              <w:bottom w:val="single" w:space="0" w:color="D3D3D3"/>
-              <w:start w:val="single" w:space="0" w:color="D3D3D3"/>
-              <w:end w:val="single" w:space="0" w:color="D3D3D3"/>
-            </w:tcBorders>
-          </w:tcPr>
-          <w:p>
-            <w:pPr>
-              <w:spacing w:before="0" w:after="60"/>
-              <w:keepNext/>
-              <w:jc w:val="end"/>
-            </w:pPr>
-            <w:r>
-              <w:rPr>
-                <w:rFonts w:ascii="Calibri" w:hAnsi="Calibri"/>
-                <w:sz w:val="20"/>
-              </w:rPr>
-              <w:t xml:space="default">18</w:t>
-            </w:r>
-          </w:p>
-        </w:tc>
-      </w:tr>
-      <w:tr>
-        <w:trPr>
-          <w:cantSplit/>
-        </w:trPr>
-        <w:tc>
-          <w:tcPr>
-            <w:tcBorders>
-              <w:top w:val="single" w:space="0" w:color="D3D3D3"/>
-              <w:bottom w:val="single" w:space="0" w:color="D3D3D3"/>
-              <w:start w:val="single" w:space="0" w:color="D3D3D3"/>
-              <w:end w:val="single" w:space="0" w:color="D3D3D3"/>
-            </w:tcBorders>
-          </w:tcPr>
-          <w:p>
-            <w:pPr>
-              <w:spacing w:before="0" w:after="60"/>
-              <w:keepNext/>
-              <w:jc w:val="start"/>
-            </w:pPr>
-            <w:r>
-              <w:rPr>
-                <w:rFonts w:ascii="Calibri" w:hAnsi="Calibri"/>
-                <w:sz w:val="20"/>
-              </w:rPr>
-              <w:t xml:space="default">warmer_variable_low</w:t>
-            </w:r>
-          </w:p>
-        </w:tc>
-        <w:tc>
-          <w:tcPr>
-            <w:tcBorders>
-              <w:top w:val="single" w:space="0" w:color="D3D3D3"/>
-              <w:bottom w:val="single" w:space="0" w:color="D3D3D3"/>
-              <w:start w:val="single" w:space="0" w:color="D3D3D3"/>
-              <w:end w:val="single" w:space="0" w:color="D3D3D3"/>
-            </w:tcBorders>
-          </w:tcPr>
-          <w:p>
-            <w:pPr>
-              <w:spacing w:before="0" w:after="60"/>
-              <w:keepNext/>
-              <w:jc w:val="end"/>
-            </w:pPr>
-            <w:r>
-              <w:rPr>
-                <w:rFonts w:ascii="Calibri" w:hAnsi="Calibri"/>
-                <w:sz w:val="20"/>
-              </w:rPr>
-              <w:t xml:space="default">6</w:t>
-            </w:r>
-          </w:p>
-        </w:tc>
-      </w:tr>
-      <w:tr>
-        <w:trPr>
-          <w:cantSplit/>
-        </w:trPr>
-        <w:tc>
-          <w:tcPr>
-            <w:tcBorders>
-              <w:top w:val="single" w:space="0" w:color="D3D3D3"/>
-              <w:bottom w:val="single" w:space="0" w:color="D3D3D3"/>
-              <w:start w:val="single" w:space="0" w:color="D3D3D3"/>
-              <w:end w:val="single" w:space="0" w:color="D3D3D3"/>
-            </w:tcBorders>
-          </w:tcPr>
-          <w:p>
-            <w:pPr>
-              <w:spacing w:before="0" w:after="60"/>
-              <w:keepNext/>
-              <w:jc w:val="start"/>
-            </w:pPr>
-            <w:r>
-              <w:rPr>
-                <w:rFonts w:ascii="Calibri" w:hAnsi="Calibri"/>
-                <w:sz w:val="20"/>
-              </w:rPr>
-              <w:t xml:space="default">CWP&amp;MWA_variable_medium</w:t>
-            </w:r>
-          </w:p>
-        </w:tc>
-        <w:tc>
-          <w:tcPr>
-            <w:tcBorders>
-              <w:top w:val="single" w:space="0" w:color="D3D3D3"/>
-              <w:bottom w:val="single" w:space="0" w:color="D3D3D3"/>
-              <w:start w:val="single" w:space="0" w:color="D3D3D3"/>
-              <w:end w:val="single" w:space="0" w:color="D3D3D3"/>
-            </w:tcBorders>
-          </w:tcPr>
-          <w:p>
-            <w:pPr>
-              <w:spacing w:before="0" w:after="60"/>
-              <w:keepNext/>
-              <w:jc w:val="end"/>
-            </w:pPr>
-            <w:r>
-              <w:rPr>
-                <w:rFonts w:ascii="Calibri" w:hAnsi="Calibri"/>
-                <w:sz w:val="20"/>
-              </w:rPr>
-              <w:t xml:space="default">2</w:t>
-            </w:r>
-          </w:p>
-        </w:tc>
-      </w:tr>
-      <w:tr>
-        <w:trPr>
-          <w:cantSplit/>
-        </w:trPr>
-        <w:tc>
-          <w:tcPr>
-            <w:tcBorders>
-              <w:top w:val="single" w:space="0" w:color="D3D3D3"/>
-              <w:bottom w:val="single" w:space="0" w:color="D3D3D3"/>
-              <w:start w:val="single" w:space="0" w:color="D3D3D3"/>
-              <w:end w:val="single" w:space="0" w:color="D3D3D3"/>
-            </w:tcBorders>
-          </w:tcPr>
-          <w:p>
-            <w:pPr>
-              <w:spacing w:before="0" w:after="60"/>
-              <w:keepNext/>
-              <w:jc w:val="start"/>
-            </w:pPr>
-            <w:r>
-              <w:rPr>
-                <w:rFonts w:ascii="Calibri" w:hAnsi="Calibri"/>
-                <w:sz w:val="20"/>
-              </w:rPr>
-              <w:t xml:space="default">warmer_wet_low</w:t>
-            </w:r>
-          </w:p>
-        </w:tc>
-        <w:tc>
-          <w:tcPr>
-            <w:tcBorders>
-              <w:top w:val="single" w:space="0" w:color="D3D3D3"/>
-              <w:bottom w:val="single" w:space="0" w:color="D3D3D3"/>
-              <w:start w:val="single" w:space="0" w:color="D3D3D3"/>
-              <w:end w:val="single" w:space="0" w:color="D3D3D3"/>
-            </w:tcBorders>
-          </w:tcPr>
-          <w:p>
-            <w:pPr>
-              <w:spacing w:before="0" w:after="60"/>
-              <w:keepNext/>
-              <w:jc w:val="end"/>
-            </w:pPr>
-            <w:r>
-              <w:rPr>
-                <w:rFonts w:ascii="Calibri" w:hAnsi="Calibri"/>
-                <w:sz w:val="20"/>
-              </w:rPr>
-              <w:t xml:space="default">2</w:t>
-            </w:r>
-          </w:p>
-        </w:tc>
-      </w:tr>
-      <w:tr>
-        <w:trPr>
-          <w:cantSplit/>
-        </w:trPr>
-        <w:tc>
-          <w:tcPr>
-            <w:tcBorders>
-              <w:top w:val="single" w:space="0" w:color="D3D3D3"/>
-              <w:bottom w:val="single" w:space="0" w:color="D3D3D3"/>
-              <w:start w:val="single" w:space="0" w:color="D3D3D3"/>
-              <w:end w:val="single" w:space="0" w:color="D3D3D3"/>
-            </w:tcBorders>
-          </w:tcPr>
-          <w:p>
-            <w:pPr>
-              <w:spacing w:before="0" w:after="60"/>
-              <w:keepNext/>
-              <w:jc w:val="start"/>
-            </w:pPr>
-            <w:r>
-              <w:rPr>
-                <w:rFonts w:ascii="Calibri" w:hAnsi="Calibri"/>
-                <w:sz w:val="20"/>
-              </w:rPr>
-              <w:t xml:space="default">warmer_variable_high</w:t>
-            </w:r>
-          </w:p>
-        </w:tc>
-        <w:tc>
-          <w:tcPr>
-            <w:tcBorders>
-              <w:top w:val="single" w:space="0" w:color="D3D3D3"/>
-              <w:bottom w:val="single" w:space="0" w:color="D3D3D3"/>
-              <w:start w:val="single" w:space="0" w:color="D3D3D3"/>
-              <w:end w:val="single" w:space="0" w:color="D3D3D3"/>
-            </w:tcBorders>
-          </w:tcPr>
-          <w:p>
-            <w:pPr>
-              <w:spacing w:before="0" w:after="60"/>
-              <w:keepNext/>
-              <w:jc w:val="end"/>
-            </w:pPr>
-            <w:r>
-              <w:rPr>
-                <w:rFonts w:ascii="Calibri" w:hAnsi="Calibri"/>
-                <w:sz w:val="20"/>
-              </w:rPr>
-              <w:t xml:space="default">2</w:t>
+              <w:t xml:space="default">cooler_wet_quiet</w:t>
+            </w:r>
+          </w:p>
+        </w:tc>
+        <w:tc>
+          <w:tcPr>
+            <w:tcBorders>
+              <w:top w:val="single" w:space="0" w:color="D3D3D3"/>
+              <w:bottom w:val="single" w:space="0" w:color="D3D3D3"/>
+              <w:start w:val="single" w:space="0" w:color="D3D3D3"/>
+              <w:end w:val="single" w:space="0" w:color="D3D3D3"/>
+            </w:tcBorders>
+          </w:tcPr>
+          <w:p>
+            <w:pPr>
+              <w:spacing w:before="0" w:after="60"/>
+              <w:keepNext/>
+              <w:jc w:val="end"/>
+            </w:pPr>
+            <w:r>
+              <w:rPr>
+                <w:rFonts w:ascii="Calibri" w:hAnsi="Calibri"/>
+                <w:sz w:val="20"/>
+              </w:rPr>
+              <w:t xml:space="default">5</w:t>
+            </w:r>
+          </w:p>
+        </w:tc>
+      </w:tr>
+      <w:tr>
+        <w:trPr>
+          <w:cantSplit/>
+        </w:trPr>
+        <w:tc>
+          <w:tcPr>
+            <w:tcBorders>
+              <w:top w:val="single" w:space="0" w:color="D3D3D3"/>
+              <w:bottom w:val="single" w:space="0" w:color="D3D3D3"/>
+              <w:start w:val="single" w:space="0" w:color="D3D3D3"/>
+              <w:end w:val="single" w:space="0" w:color="D3D3D3"/>
+            </w:tcBorders>
+          </w:tcPr>
+          <w:p>
+            <w:pPr>
+              <w:spacing w:before="0" w:after="60"/>
+              <w:keepNext/>
+              <w:jc w:val="start"/>
+            </w:pPr>
+            <w:r>
+              <w:rPr>
+                <w:rFonts w:ascii="Calibri" w:hAnsi="Calibri"/>
+                <w:sz w:val="20"/>
+              </w:rPr>
+              <w:t xml:space="default">warmer_dry_quiet</w:t>
+            </w:r>
+          </w:p>
+        </w:tc>
+        <w:tc>
+          <w:tcPr>
+            <w:tcBorders>
+              <w:top w:val="single" w:space="0" w:color="D3D3D3"/>
+              <w:bottom w:val="single" w:space="0" w:color="D3D3D3"/>
+              <w:start w:val="single" w:space="0" w:color="D3D3D3"/>
+              <w:end w:val="single" w:space="0" w:color="D3D3D3"/>
+            </w:tcBorders>
+          </w:tcPr>
+          <w:p>
+            <w:pPr>
+              <w:spacing w:before="0" w:after="60"/>
+              <w:keepNext/>
+              <w:jc w:val="end"/>
+            </w:pPr>
+            <w:r>
+              <w:rPr>
+                <w:rFonts w:ascii="Calibri" w:hAnsi="Calibri"/>
+                <w:sz w:val="20"/>
+              </w:rPr>
+              <w:t xml:space="default">11</w:t>
+            </w:r>
+          </w:p>
+        </w:tc>
+      </w:tr>
+      <w:tr>
+        <w:trPr>
+          <w:cantSplit/>
+        </w:trPr>
+        <w:tc>
+          <w:tcPr>
+            <w:tcBorders>
+              <w:top w:val="single" w:space="0" w:color="D3D3D3"/>
+              <w:bottom w:val="single" w:space="0" w:color="D3D3D3"/>
+              <w:start w:val="single" w:space="0" w:color="D3D3D3"/>
+              <w:end w:val="single" w:space="0" w:color="D3D3D3"/>
+            </w:tcBorders>
+          </w:tcPr>
+          <w:p>
+            <w:pPr>
+              <w:spacing w:before="0" w:after="60"/>
+              <w:keepNext/>
+              <w:jc w:val="start"/>
+            </w:pPr>
+            <w:r>
+              <w:rPr>
+                <w:rFonts w:ascii="Calibri" w:hAnsi="Calibri"/>
+                <w:sz w:val="20"/>
+              </w:rPr>
+              <w:t xml:space="default">cooler_dry_quiet</w:t>
+            </w:r>
+          </w:p>
+        </w:tc>
+        <w:tc>
+          <w:tcPr>
+            <w:tcBorders>
+              <w:top w:val="single" w:space="0" w:color="D3D3D3"/>
+              <w:bottom w:val="single" w:space="0" w:color="D3D3D3"/>
+              <w:start w:val="single" w:space="0" w:color="D3D3D3"/>
+              <w:end w:val="single" w:space="0" w:color="D3D3D3"/>
+            </w:tcBorders>
+          </w:tcPr>
+          <w:p>
+            <w:pPr>
+              <w:spacing w:before="0" w:after="60"/>
+              <w:keepNext/>
+              <w:jc w:val="end"/>
+            </w:pPr>
+            <w:r>
+              <w:rPr>
+                <w:rFonts w:ascii="Calibri" w:hAnsi="Calibri"/>
+                <w:sz w:val="20"/>
+              </w:rPr>
+              <w:t xml:space="default">5</w:t>
+            </w:r>
+          </w:p>
+        </w:tc>
+      </w:tr>
+      <w:tr>
+        <w:trPr>
+          <w:cantSplit/>
+        </w:trPr>
+        <w:tc>
+          <w:tcPr>
+            <w:tcBorders>
+              <w:top w:val="single" w:space="0" w:color="D3D3D3"/>
+              <w:bottom w:val="single" w:space="0" w:color="D3D3D3"/>
+              <w:start w:val="single" w:space="0" w:color="D3D3D3"/>
+              <w:end w:val="single" w:space="0" w:color="D3D3D3"/>
+            </w:tcBorders>
+          </w:tcPr>
+          <w:p>
+            <w:pPr>
+              <w:spacing w:before="0" w:after="60"/>
+              <w:keepNext/>
+              <w:jc w:val="start"/>
+            </w:pPr>
+            <w:r>
+              <w:rPr>
+                <w:rFonts w:ascii="Calibri" w:hAnsi="Calibri"/>
+                <w:sz w:val="20"/>
+              </w:rPr>
+              <w:t xml:space="default">cooler_wet_active</w:t>
+            </w:r>
+          </w:p>
+        </w:tc>
+        <w:tc>
+          <w:tcPr>
+            <w:tcBorders>
+              <w:top w:val="single" w:space="0" w:color="D3D3D3"/>
+              <w:bottom w:val="single" w:space="0" w:color="D3D3D3"/>
+              <w:start w:val="single" w:space="0" w:color="D3D3D3"/>
+              <w:end w:val="single" w:space="0" w:color="D3D3D3"/>
+            </w:tcBorders>
+          </w:tcPr>
+          <w:p>
+            <w:pPr>
+              <w:spacing w:before="0" w:after="60"/>
+              <w:keepNext/>
+              <w:jc w:val="end"/>
+            </w:pPr>
+            <w:r>
+              <w:rPr>
+                <w:rFonts w:ascii="Calibri" w:hAnsi="Calibri"/>
+                <w:sz w:val="20"/>
+              </w:rPr>
+              <w:t xml:space="default">10</w:t>
             </w:r>
           </w:p>
         </w:tc>
@@ -1255,7 +1414,7 @@
                 <w:sz w:val="20"/>
                 <w:b w:val="true"/>
               </w:rPr>
-              <w:t xml:space="default">45</w:t>
+              <w:t xml:space="default">44</w:t>
             </w:r>
           </w:p>
         </w:tc>
@@ -1316,7 +1475,7 @@
                 <w:rFonts w:ascii="Calibri" w:hAnsi="Calibri"/>
                 <w:sz w:val="20"/>
               </w:rPr>
-              <w:t xml:space="default">LIA_variable_medium</w:t>
+              <w:t xml:space="default">cooler_dry_enhanced</w:t>
             </w:r>
           </w:p>
         </w:tc>
@@ -1369,60 +1528,219 @@
                 <w:rFonts w:ascii="Calibri" w:hAnsi="Calibri"/>
                 <w:sz w:val="20"/>
               </w:rPr>
-              <w:t xml:space="default">LIA_variable_low</w:t>
-            </w:r>
-          </w:p>
-        </w:tc>
-        <w:tc>
-          <w:tcPr>
-            <w:tcBorders>
-              <w:top w:val="single" w:space="0" w:color="D3D3D3"/>
-              <w:bottom w:val="single" w:space="0" w:color="D3D3D3"/>
-              <w:start w:val="single" w:space="0" w:color="D3D3D3"/>
-              <w:end w:val="single" w:space="0" w:color="D3D3D3"/>
-            </w:tcBorders>
-          </w:tcPr>
-          <w:p>
-            <w:pPr>
-              <w:spacing w:before="0" w:after="60"/>
-              <w:keepNext/>
-              <w:jc w:val="end"/>
-            </w:pPr>
-            <w:r>
-              <w:rPr>
-                <w:rFonts w:ascii="Calibri" w:hAnsi="Calibri"/>
-                <w:sz w:val="20"/>
-              </w:rPr>
-              <w:t xml:space="default">2</w:t>
-            </w:r>
-          </w:p>
-        </w:tc>
-      </w:tr>
-      <w:tr>
-        <w:trPr>
-          <w:cantSplit/>
-        </w:trPr>
-        <w:tc>
-          <w:tcPr>
-            <w:tcBorders>
-              <w:top w:val="single" w:space="0" w:color="D3D3D3"/>
-              <w:bottom w:val="single" w:space="0" w:color="D3D3D3"/>
-              <w:start w:val="single" w:space="0" w:color="D3D3D3"/>
-              <w:end w:val="single" w:space="0" w:color="D3D3D3"/>
-            </w:tcBorders>
-          </w:tcPr>
-          <w:p>
-            <w:pPr>
-              <w:spacing w:before="0" w:after="60"/>
-              <w:keepNext/>
-              <w:jc w:val="start"/>
-            </w:pPr>
-            <w:r>
-              <w:rPr>
-                <w:rFonts w:ascii="Calibri" w:hAnsi="Calibri"/>
-                <w:sz w:val="20"/>
-              </w:rPr>
-              <w:t xml:space="default">cooler_dry_high</w:t>
+              <w:t xml:space="default">LIA_wet_calm</w:t>
+            </w:r>
+          </w:p>
+        </w:tc>
+        <w:tc>
+          <w:tcPr>
+            <w:tcBorders>
+              <w:top w:val="single" w:space="0" w:color="D3D3D3"/>
+              <w:bottom w:val="single" w:space="0" w:color="D3D3D3"/>
+              <w:start w:val="single" w:space="0" w:color="D3D3D3"/>
+              <w:end w:val="single" w:space="0" w:color="D3D3D3"/>
+            </w:tcBorders>
+          </w:tcPr>
+          <w:p>
+            <w:pPr>
+              <w:spacing w:before="0" w:after="60"/>
+              <w:keepNext/>
+              <w:jc w:val="end"/>
+            </w:pPr>
+            <w:r>
+              <w:rPr>
+                <w:rFonts w:ascii="Calibri" w:hAnsi="Calibri"/>
+                <w:sz w:val="20"/>
+              </w:rPr>
+              <w:t xml:space="default">3</w:t>
+            </w:r>
+          </w:p>
+        </w:tc>
+      </w:tr>
+      <w:tr>
+        <w:trPr>
+          <w:cantSplit/>
+        </w:trPr>
+        <w:tc>
+          <w:tcPr>
+            <w:tcBorders>
+              <w:top w:val="single" w:space="0" w:color="D3D3D3"/>
+              <w:bottom w:val="single" w:space="0" w:color="D3D3D3"/>
+              <w:start w:val="single" w:space="0" w:color="D3D3D3"/>
+              <w:end w:val="single" w:space="0" w:color="D3D3D3"/>
+            </w:tcBorders>
+          </w:tcPr>
+          <w:p>
+            <w:pPr>
+              <w:spacing w:before="0" w:after="60"/>
+              <w:keepNext/>
+              <w:jc w:val="start"/>
+            </w:pPr>
+            <w:r>
+              <w:rPr>
+                <w:rFonts w:ascii="Calibri" w:hAnsi="Calibri"/>
+                <w:sz w:val="20"/>
+              </w:rPr>
+              <w:t xml:space="default">cooler_wet_moderate</w:t>
+            </w:r>
+          </w:p>
+        </w:tc>
+        <w:tc>
+          <w:tcPr>
+            <w:tcBorders>
+              <w:top w:val="single" w:space="0" w:color="D3D3D3"/>
+              <w:bottom w:val="single" w:space="0" w:color="D3D3D3"/>
+              <w:start w:val="single" w:space="0" w:color="D3D3D3"/>
+              <w:end w:val="single" w:space="0" w:color="D3D3D3"/>
+            </w:tcBorders>
+          </w:tcPr>
+          <w:p>
+            <w:pPr>
+              <w:spacing w:before="0" w:after="60"/>
+              <w:keepNext/>
+              <w:jc w:val="end"/>
+            </w:pPr>
+            <w:r>
+              <w:rPr>
+                <w:rFonts w:ascii="Calibri" w:hAnsi="Calibri"/>
+                <w:sz w:val="20"/>
+              </w:rPr>
+              <w:t xml:space="default">13</w:t>
+            </w:r>
+          </w:p>
+        </w:tc>
+      </w:tr>
+      <w:tr>
+        <w:trPr>
+          <w:cantSplit/>
+        </w:trPr>
+        <w:tc>
+          <w:tcPr>
+            <w:tcBorders>
+              <w:top w:val="single" w:space="0" w:color="D3D3D3"/>
+              <w:bottom w:val="single" w:space="0" w:color="D3D3D3"/>
+              <w:start w:val="single" w:space="0" w:color="D3D3D3"/>
+              <w:end w:val="single" w:space="0" w:color="D3D3D3"/>
+            </w:tcBorders>
+          </w:tcPr>
+          <w:p>
+            <w:pPr>
+              <w:spacing w:before="0" w:after="60"/>
+              <w:keepNext/>
+              <w:jc w:val="start"/>
+            </w:pPr>
+            <w:r>
+              <w:rPr>
+                <w:rFonts w:ascii="Calibri" w:hAnsi="Calibri"/>
+                <w:sz w:val="20"/>
+              </w:rPr>
+              <w:t xml:space="default">cooler_no data_low</w:t>
+            </w:r>
+          </w:p>
+        </w:tc>
+        <w:tc>
+          <w:tcPr>
+            <w:tcBorders>
+              <w:top w:val="single" w:space="0" w:color="D3D3D3"/>
+              <w:bottom w:val="single" w:space="0" w:color="D3D3D3"/>
+              <w:start w:val="single" w:space="0" w:color="D3D3D3"/>
+              <w:end w:val="single" w:space="0" w:color="D3D3D3"/>
+            </w:tcBorders>
+          </w:tcPr>
+          <w:p>
+            <w:pPr>
+              <w:spacing w:before="0" w:after="60"/>
+              <w:keepNext/>
+              <w:jc w:val="end"/>
+            </w:pPr>
+            <w:r>
+              <w:rPr>
+                <w:rFonts w:ascii="Calibri" w:hAnsi="Calibri"/>
+                <w:sz w:val="20"/>
+              </w:rPr>
+              <w:t xml:space="default">5</w:t>
+            </w:r>
+          </w:p>
+        </w:tc>
+      </w:tr>
+      <w:tr>
+        <w:trPr>
+          <w:cantSplit/>
+        </w:trPr>
+        <w:tc>
+          <w:tcPr>
+            <w:tcBorders>
+              <w:top w:val="single" w:space="0" w:color="D3D3D3"/>
+              <w:bottom w:val="single" w:space="0" w:color="D3D3D3"/>
+              <w:start w:val="single" w:space="0" w:color="D3D3D3"/>
+              <w:end w:val="single" w:space="0" w:color="D3D3D3"/>
+            </w:tcBorders>
+          </w:tcPr>
+          <w:p>
+            <w:pPr>
+              <w:spacing w:before="0" w:after="60"/>
+              <w:keepNext/>
+              <w:jc w:val="start"/>
+            </w:pPr>
+            <w:r>
+              <w:rPr>
+                <w:rFonts w:ascii="Calibri" w:hAnsi="Calibri"/>
+                <w:sz w:val="20"/>
+              </w:rPr>
+              <w:t xml:space="default">LIA_wet_enhanced</w:t>
+            </w:r>
+          </w:p>
+        </w:tc>
+        <w:tc>
+          <w:tcPr>
+            <w:tcBorders>
+              <w:top w:val="single" w:space="0" w:color="D3D3D3"/>
+              <w:bottom w:val="single" w:space="0" w:color="D3D3D3"/>
+              <w:start w:val="single" w:space="0" w:color="D3D3D3"/>
+              <w:end w:val="single" w:space="0" w:color="D3D3D3"/>
+            </w:tcBorders>
+          </w:tcPr>
+          <w:p>
+            <w:pPr>
+              <w:spacing w:before="0" w:after="60"/>
+              <w:keepNext/>
+              <w:jc w:val="end"/>
+            </w:pPr>
+            <w:r>
+              <w:rPr>
+                <w:rFonts w:ascii="Calibri" w:hAnsi="Calibri"/>
+                <w:sz w:val="20"/>
+              </w:rPr>
+              <w:t xml:space="default">1</w:t>
+            </w:r>
+          </w:p>
+        </w:tc>
+      </w:tr>
+      <w:tr>
+        <w:trPr>
+          <w:cantSplit/>
+        </w:trPr>
+        <w:tc>
+          <w:tcPr>
+            <w:tcBorders>
+              <w:top w:val="single" w:space="0" w:color="D3D3D3"/>
+              <w:bottom w:val="single" w:space="0" w:color="D3D3D3"/>
+              <w:start w:val="single" w:space="0" w:color="D3D3D3"/>
+              <w:end w:val="single" w:space="0" w:color="D3D3D3"/>
+            </w:tcBorders>
+          </w:tcPr>
+          <w:p>
+            <w:pPr>
+              <w:spacing w:before="0" w:after="60"/>
+              <w:keepNext/>
+              <w:jc w:val="start"/>
+            </w:pPr>
+            <w:r>
+              <w:rPr>
+                <w:rFonts w:ascii="Calibri" w:hAnsi="Calibri"/>
+                <w:sz w:val="20"/>
+              </w:rPr>
+              <w:t xml:space="default">cooler_no data_moderate</w:t>
             </w:r>
           </w:p>
         </w:tc>
@@ -1475,113 +1793,7 @@
                 <w:rFonts w:ascii="Calibri" w:hAnsi="Calibri"/>
                 <w:sz w:val="20"/>
               </w:rPr>
-              <w:t xml:space="default">cooler_dry_low</w:t>
-            </w:r>
-          </w:p>
-        </w:tc>
-        <w:tc>
-          <w:tcPr>
-            <w:tcBorders>
-              <w:top w:val="single" w:space="0" w:color="D3D3D3"/>
-              <w:bottom w:val="single" w:space="0" w:color="D3D3D3"/>
-              <w:start w:val="single" w:space="0" w:color="D3D3D3"/>
-              <w:end w:val="single" w:space="0" w:color="D3D3D3"/>
-            </w:tcBorders>
-          </w:tcPr>
-          <w:p>
-            <w:pPr>
-              <w:spacing w:before="0" w:after="60"/>
-              <w:keepNext/>
-              <w:jc w:val="end"/>
-            </w:pPr>
-            <w:r>
-              <w:rPr>
-                <w:rFonts w:ascii="Calibri" w:hAnsi="Calibri"/>
-                <w:sz w:val="20"/>
-              </w:rPr>
-              <w:t xml:space="default">5</w:t>
-            </w:r>
-          </w:p>
-        </w:tc>
-      </w:tr>
-      <w:tr>
-        <w:trPr>
-          <w:cantSplit/>
-        </w:trPr>
-        <w:tc>
-          <w:tcPr>
-            <w:tcBorders>
-              <w:top w:val="single" w:space="0" w:color="D3D3D3"/>
-              <w:bottom w:val="single" w:space="0" w:color="D3D3D3"/>
-              <w:start w:val="single" w:space="0" w:color="D3D3D3"/>
-              <w:end w:val="single" w:space="0" w:color="D3D3D3"/>
-            </w:tcBorders>
-          </w:tcPr>
-          <w:p>
-            <w:pPr>
-              <w:spacing w:before="0" w:after="60"/>
-              <w:keepNext/>
-              <w:jc w:val="start"/>
-            </w:pPr>
-            <w:r>
-              <w:rPr>
-                <w:rFonts w:ascii="Calibri" w:hAnsi="Calibri"/>
-                <w:sz w:val="20"/>
-              </w:rPr>
-              <w:t xml:space="default">cooler_wet_high</w:t>
-            </w:r>
-          </w:p>
-        </w:tc>
-        <w:tc>
-          <w:tcPr>
-            <w:tcBorders>
-              <w:top w:val="single" w:space="0" w:color="D3D3D3"/>
-              <w:bottom w:val="single" w:space="0" w:color="D3D3D3"/>
-              <w:start w:val="single" w:space="0" w:color="D3D3D3"/>
-              <w:end w:val="single" w:space="0" w:color="D3D3D3"/>
-            </w:tcBorders>
-          </w:tcPr>
-          <w:p>
-            <w:pPr>
-              <w:spacing w:before="0" w:after="60"/>
-              <w:keepNext/>
-              <w:jc w:val="end"/>
-            </w:pPr>
-            <w:r>
-              <w:rPr>
-                <w:rFonts w:ascii="Calibri" w:hAnsi="Calibri"/>
-                <w:sz w:val="20"/>
-              </w:rPr>
-              <w:t xml:space="default">15</w:t>
-            </w:r>
-          </w:p>
-        </w:tc>
-      </w:tr>
-      <w:tr>
-        <w:trPr>
-          <w:cantSplit/>
-        </w:trPr>
-        <w:tc>
-          <w:tcPr>
-            <w:tcBorders>
-              <w:top w:val="single" w:space="0" w:color="D3D3D3"/>
-              <w:bottom w:val="single" w:space="0" w:color="D3D3D3"/>
-              <w:start w:val="single" w:space="0" w:color="D3D3D3"/>
-              <w:end w:val="single" w:space="0" w:color="D3D3D3"/>
-            </w:tcBorders>
-          </w:tcPr>
-          <w:p>
-            <w:pPr>
-              <w:spacing w:before="0" w:after="60"/>
-              <w:keepNext/>
-              <w:jc w:val="start"/>
-            </w:pPr>
-            <w:r>
-              <w:rPr>
-                <w:rFonts w:ascii="Calibri" w:hAnsi="Calibri"/>
-                <w:sz w:val="20"/>
-              </w:rPr>
-              <w:t xml:space="default">warmer_variable_low</w:t>
+              <w:t xml:space="default">warmer_no data_low</w:t>
             </w:r>
           </w:p>
         </w:tc>
@@ -1634,31 +1846,137 @@
                 <w:rFonts w:ascii="Calibri" w:hAnsi="Calibri"/>
                 <w:sz w:val="20"/>
               </w:rPr>
-              <w:t xml:space="default">warmer_variable_high</w:t>
-            </w:r>
-          </w:p>
-        </w:tc>
-        <w:tc>
-          <w:tcPr>
-            <w:tcBorders>
-              <w:top w:val="single" w:space="0" w:color="D3D3D3"/>
-              <w:bottom w:val="single" w:space="0" w:color="D3D3D3"/>
-              <w:start w:val="single" w:space="0" w:color="D3D3D3"/>
-              <w:end w:val="single" w:space="0" w:color="D3D3D3"/>
-            </w:tcBorders>
-          </w:tcPr>
-          <w:p>
-            <w:pPr>
-              <w:spacing w:before="0" w:after="60"/>
-              <w:keepNext/>
-              <w:jc w:val="end"/>
-            </w:pPr>
-            <w:r>
-              <w:rPr>
-                <w:rFonts w:ascii="Calibri" w:hAnsi="Calibri"/>
-                <w:sz w:val="20"/>
-              </w:rPr>
-              <w:t xml:space="default">3</w:t>
+              <w:t xml:space="default">warmer_wet_low</w:t>
+            </w:r>
+          </w:p>
+        </w:tc>
+        <w:tc>
+          <w:tcPr>
+            <w:tcBorders>
+              <w:top w:val="single" w:space="0" w:color="D3D3D3"/>
+              <w:bottom w:val="single" w:space="0" w:color="D3D3D3"/>
+              <w:start w:val="single" w:space="0" w:color="D3D3D3"/>
+              <w:end w:val="single" w:space="0" w:color="D3D3D3"/>
+            </w:tcBorders>
+          </w:tcPr>
+          <w:p>
+            <w:pPr>
+              <w:spacing w:before="0" w:after="60"/>
+              <w:keepNext/>
+              <w:jc w:val="end"/>
+            </w:pPr>
+            <w:r>
+              <w:rPr>
+                <w:rFonts w:ascii="Calibri" w:hAnsi="Calibri"/>
+                <w:sz w:val="20"/>
+              </w:rPr>
+              <w:t xml:space="default">1</w:t>
+            </w:r>
+          </w:p>
+        </w:tc>
+      </w:tr>
+      <w:tr>
+        <w:trPr>
+          <w:cantSplit/>
+        </w:trPr>
+        <w:tc>
+          <w:tcPr>
+            <w:tcBorders>
+              <w:top w:val="single" w:space="0" w:color="D3D3D3"/>
+              <w:bottom w:val="single" w:space="0" w:color="D3D3D3"/>
+              <w:start w:val="single" w:space="0" w:color="D3D3D3"/>
+              <w:end w:val="single" w:space="0" w:color="D3D3D3"/>
+            </w:tcBorders>
+          </w:tcPr>
+          <w:p>
+            <w:pPr>
+              <w:spacing w:before="0" w:after="60"/>
+              <w:keepNext/>
+              <w:jc w:val="start"/>
+            </w:pPr>
+            <w:r>
+              <w:rPr>
+                <w:rFonts w:ascii="Calibri" w:hAnsi="Calibri"/>
+                <w:sz w:val="20"/>
+              </w:rPr>
+              <w:t xml:space="default">LIA_wet_high</w:t>
+            </w:r>
+          </w:p>
+        </w:tc>
+        <w:tc>
+          <w:tcPr>
+            <w:tcBorders>
+              <w:top w:val="single" w:space="0" w:color="D3D3D3"/>
+              <w:bottom w:val="single" w:space="0" w:color="D3D3D3"/>
+              <w:start w:val="single" w:space="0" w:color="D3D3D3"/>
+              <w:end w:val="single" w:space="0" w:color="D3D3D3"/>
+            </w:tcBorders>
+          </w:tcPr>
+          <w:p>
+            <w:pPr>
+              <w:spacing w:before="0" w:after="60"/>
+              <w:keepNext/>
+              <w:jc w:val="end"/>
+            </w:pPr>
+            <w:r>
+              <w:rPr>
+                <w:rFonts w:ascii="Calibri" w:hAnsi="Calibri"/>
+                <w:sz w:val="20"/>
+              </w:rPr>
+              <w:t xml:space="default">1</w:t>
+            </w:r>
+          </w:p>
+        </w:tc>
+      </w:tr>
+      <w:tr>
+        <w:trPr>
+          <w:cantSplit/>
+        </w:trPr>
+        <w:tc>
+          <w:tcPr>
+            <w:tcBorders>
+              <w:top w:val="single" w:space="0" w:color="D3D3D3"/>
+              <w:bottom w:val="single" w:space="0" w:color="D3D3D3"/>
+              <w:start w:val="single" w:space="0" w:color="D3D3D3"/>
+              <w:end w:val="single" w:space="0" w:color="D3D3D3"/>
+            </w:tcBorders>
+          </w:tcPr>
+          <w:p>
+            <w:pPr>
+              <w:spacing w:before="0" w:after="60"/>
+              <w:keepNext/>
+              <w:jc w:val="start"/>
+            </w:pPr>
+            <w:r>
+              <w:rPr>
+                <w:rFonts w:ascii="Calibri" w:hAnsi="Calibri"/>
+                <w:sz w:val="20"/>
+              </w:rPr>
+              <w:t xml:space="default">warmer_wet_high</w:t>
+            </w:r>
+          </w:p>
+        </w:tc>
+        <w:tc>
+          <w:tcPr>
+            <w:tcBorders>
+              <w:top w:val="single" w:space="0" w:color="D3D3D3"/>
+              <w:bottom w:val="single" w:space="0" w:color="D3D3D3"/>
+              <w:start w:val="single" w:space="0" w:color="D3D3D3"/>
+              <w:end w:val="single" w:space="0" w:color="D3D3D3"/>
+            </w:tcBorders>
+          </w:tcPr>
+          <w:p>
+            <w:pPr>
+              <w:spacing w:before="0" w:after="60"/>
+              <w:keepNext/>
+              <w:jc w:val="end"/>
+            </w:pPr>
+            <w:r>
+              <w:rPr>
+                <w:rFonts w:ascii="Calibri" w:hAnsi="Calibri"/>
+                <w:sz w:val="20"/>
+              </w:rPr>
+              <w:t xml:space="default">1</w:t>
             </w:r>
           </w:p>
         </w:tc>
@@ -1774,7 +2092,7 @@
                 <w:rFonts w:ascii="Calibri" w:hAnsi="Calibri"/>
                 <w:sz w:val="20"/>
               </w:rPr>
-              <w:t xml:space="default">LIA_variable_medium</w:t>
+              <w:t xml:space="default">cooler_dry_enhanced</w:t>
             </w:r>
           </w:p>
         </w:tc>
@@ -1827,7 +2145,7 @@
                 <w:rFonts w:ascii="Calibri" w:hAnsi="Calibri"/>
                 <w:sz w:val="20"/>
               </w:rPr>
-              <w:t xml:space="default">LIA_variable_low</w:t>
+              <w:t xml:space="default">LIA_wet_calm</w:t>
             </w:r>
           </w:p>
         </w:tc>
@@ -1880,7 +2198,272 @@
                 <w:rFonts w:ascii="Calibri" w:hAnsi="Calibri"/>
                 <w:sz w:val="20"/>
               </w:rPr>
-              <w:t xml:space="default">cooler_dry_high</w:t>
+              <w:t xml:space="default">cooler_wet_moderate</w:t>
+            </w:r>
+          </w:p>
+        </w:tc>
+        <w:tc>
+          <w:tcPr>
+            <w:tcBorders>
+              <w:top w:val="single" w:space="0" w:color="D3D3D3"/>
+              <w:bottom w:val="single" w:space="0" w:color="D3D3D3"/>
+              <w:start w:val="single" w:space="0" w:color="D3D3D3"/>
+              <w:end w:val="single" w:space="0" w:color="D3D3D3"/>
+            </w:tcBorders>
+          </w:tcPr>
+          <w:p>
+            <w:pPr>
+              <w:spacing w:before="0" w:after="60"/>
+              <w:keepNext/>
+              <w:jc w:val="end"/>
+            </w:pPr>
+            <w:r>
+              <w:rPr>
+                <w:rFonts w:ascii="Calibri" w:hAnsi="Calibri"/>
+                <w:sz w:val="20"/>
+              </w:rPr>
+              <w:t xml:space="default">18</w:t>
+            </w:r>
+          </w:p>
+        </w:tc>
+      </w:tr>
+      <w:tr>
+        <w:trPr>
+          <w:cantSplit/>
+        </w:trPr>
+        <w:tc>
+          <w:tcPr>
+            <w:tcBorders>
+              <w:top w:val="single" w:space="0" w:color="D3D3D3"/>
+              <w:bottom w:val="single" w:space="0" w:color="D3D3D3"/>
+              <w:start w:val="single" w:space="0" w:color="D3D3D3"/>
+              <w:end w:val="single" w:space="0" w:color="D3D3D3"/>
+            </w:tcBorders>
+          </w:tcPr>
+          <w:p>
+            <w:pPr>
+              <w:spacing w:before="0" w:after="60"/>
+              <w:keepNext/>
+              <w:jc w:val="start"/>
+            </w:pPr>
+            <w:r>
+              <w:rPr>
+                <w:rFonts w:ascii="Calibri" w:hAnsi="Calibri"/>
+                <w:sz w:val="20"/>
+              </w:rPr>
+              <w:t xml:space="default">cooler_no data_low</w:t>
+            </w:r>
+          </w:p>
+        </w:tc>
+        <w:tc>
+          <w:tcPr>
+            <w:tcBorders>
+              <w:top w:val="single" w:space="0" w:color="D3D3D3"/>
+              <w:bottom w:val="single" w:space="0" w:color="D3D3D3"/>
+              <w:start w:val="single" w:space="0" w:color="D3D3D3"/>
+              <w:end w:val="single" w:space="0" w:color="D3D3D3"/>
+            </w:tcBorders>
+          </w:tcPr>
+          <w:p>
+            <w:pPr>
+              <w:spacing w:before="0" w:after="60"/>
+              <w:keepNext/>
+              <w:jc w:val="end"/>
+            </w:pPr>
+            <w:r>
+              <w:rPr>
+                <w:rFonts w:ascii="Calibri" w:hAnsi="Calibri"/>
+                <w:sz w:val="20"/>
+              </w:rPr>
+              <w:t xml:space="default">8</w:t>
+            </w:r>
+          </w:p>
+        </w:tc>
+      </w:tr>
+      <w:tr>
+        <w:trPr>
+          <w:cantSplit/>
+        </w:trPr>
+        <w:tc>
+          <w:tcPr>
+            <w:tcBorders>
+              <w:top w:val="single" w:space="0" w:color="D3D3D3"/>
+              <w:bottom w:val="single" w:space="0" w:color="D3D3D3"/>
+              <w:start w:val="single" w:space="0" w:color="D3D3D3"/>
+              <w:end w:val="single" w:space="0" w:color="D3D3D3"/>
+            </w:tcBorders>
+          </w:tcPr>
+          <w:p>
+            <w:pPr>
+              <w:spacing w:before="0" w:after="60"/>
+              <w:keepNext/>
+              <w:jc w:val="start"/>
+            </w:pPr>
+            <w:r>
+              <w:rPr>
+                <w:rFonts w:ascii="Calibri" w:hAnsi="Calibri"/>
+                <w:sz w:val="20"/>
+              </w:rPr>
+              <w:t xml:space="default">CWP&amp;MWA_wet_enhanced</w:t>
+            </w:r>
+          </w:p>
+        </w:tc>
+        <w:tc>
+          <w:tcPr>
+            <w:tcBorders>
+              <w:top w:val="single" w:space="0" w:color="D3D3D3"/>
+              <w:bottom w:val="single" w:space="0" w:color="D3D3D3"/>
+              <w:start w:val="single" w:space="0" w:color="D3D3D3"/>
+              <w:end w:val="single" w:space="0" w:color="D3D3D3"/>
+            </w:tcBorders>
+          </w:tcPr>
+          <w:p>
+            <w:pPr>
+              <w:spacing w:before="0" w:after="60"/>
+              <w:keepNext/>
+              <w:jc w:val="end"/>
+            </w:pPr>
+            <w:r>
+              <w:rPr>
+                <w:rFonts w:ascii="Calibri" w:hAnsi="Calibri"/>
+                <w:sz w:val="20"/>
+              </w:rPr>
+              <w:t xml:space="default">1</w:t>
+            </w:r>
+          </w:p>
+        </w:tc>
+      </w:tr>
+      <w:tr>
+        <w:trPr>
+          <w:cantSplit/>
+        </w:trPr>
+        <w:tc>
+          <w:tcPr>
+            <w:tcBorders>
+              <w:top w:val="single" w:space="0" w:color="D3D3D3"/>
+              <w:bottom w:val="single" w:space="0" w:color="D3D3D3"/>
+              <w:start w:val="single" w:space="0" w:color="D3D3D3"/>
+              <w:end w:val="single" w:space="0" w:color="D3D3D3"/>
+            </w:tcBorders>
+          </w:tcPr>
+          <w:p>
+            <w:pPr>
+              <w:spacing w:before="0" w:after="60"/>
+              <w:keepNext/>
+              <w:jc w:val="start"/>
+            </w:pPr>
+            <w:r>
+              <w:rPr>
+                <w:rFonts w:ascii="Calibri" w:hAnsi="Calibri"/>
+                <w:sz w:val="20"/>
+              </w:rPr>
+              <w:t xml:space="default">LIA_wet_enhanced</w:t>
+            </w:r>
+          </w:p>
+        </w:tc>
+        <w:tc>
+          <w:tcPr>
+            <w:tcBorders>
+              <w:top w:val="single" w:space="0" w:color="D3D3D3"/>
+              <w:bottom w:val="single" w:space="0" w:color="D3D3D3"/>
+              <w:start w:val="single" w:space="0" w:color="D3D3D3"/>
+              <w:end w:val="single" w:space="0" w:color="D3D3D3"/>
+            </w:tcBorders>
+          </w:tcPr>
+          <w:p>
+            <w:pPr>
+              <w:spacing w:before="0" w:after="60"/>
+              <w:keepNext/>
+              <w:jc w:val="end"/>
+            </w:pPr>
+            <w:r>
+              <w:rPr>
+                <w:rFonts w:ascii="Calibri" w:hAnsi="Calibri"/>
+                <w:sz w:val="20"/>
+              </w:rPr>
+              <w:t xml:space="default">1</w:t>
+            </w:r>
+          </w:p>
+        </w:tc>
+      </w:tr>
+      <w:tr>
+        <w:trPr>
+          <w:cantSplit/>
+        </w:trPr>
+        <w:tc>
+          <w:tcPr>
+            <w:tcBorders>
+              <w:top w:val="single" w:space="0" w:color="D3D3D3"/>
+              <w:bottom w:val="single" w:space="0" w:color="D3D3D3"/>
+              <w:start w:val="single" w:space="0" w:color="D3D3D3"/>
+              <w:end w:val="single" w:space="0" w:color="D3D3D3"/>
+            </w:tcBorders>
+          </w:tcPr>
+          <w:p>
+            <w:pPr>
+              <w:spacing w:before="0" w:after="60"/>
+              <w:keepNext/>
+              <w:jc w:val="start"/>
+            </w:pPr>
+            <w:r>
+              <w:rPr>
+                <w:rFonts w:ascii="Calibri" w:hAnsi="Calibri"/>
+                <w:sz w:val="20"/>
+              </w:rPr>
+              <w:t xml:space="default">cooler_no data_moderate</w:t>
+            </w:r>
+          </w:p>
+        </w:tc>
+        <w:tc>
+          <w:tcPr>
+            <w:tcBorders>
+              <w:top w:val="single" w:space="0" w:color="D3D3D3"/>
+              <w:bottom w:val="single" w:space="0" w:color="D3D3D3"/>
+              <w:start w:val="single" w:space="0" w:color="D3D3D3"/>
+              <w:end w:val="single" w:space="0" w:color="D3D3D3"/>
+            </w:tcBorders>
+          </w:tcPr>
+          <w:p>
+            <w:pPr>
+              <w:spacing w:before="0" w:after="60"/>
+              <w:keepNext/>
+              <w:jc w:val="end"/>
+            </w:pPr>
+            <w:r>
+              <w:rPr>
+                <w:rFonts w:ascii="Calibri" w:hAnsi="Calibri"/>
+                <w:sz w:val="20"/>
+              </w:rPr>
+              <w:t xml:space="default">4</w:t>
+            </w:r>
+          </w:p>
+        </w:tc>
+      </w:tr>
+      <w:tr>
+        <w:trPr>
+          <w:cantSplit/>
+        </w:trPr>
+        <w:tc>
+          <w:tcPr>
+            <w:tcBorders>
+              <w:top w:val="single" w:space="0" w:color="D3D3D3"/>
+              <w:bottom w:val="single" w:space="0" w:color="D3D3D3"/>
+              <w:start w:val="single" w:space="0" w:color="D3D3D3"/>
+              <w:end w:val="single" w:space="0" w:color="D3D3D3"/>
+            </w:tcBorders>
+          </w:tcPr>
+          <w:p>
+            <w:pPr>
+              <w:spacing w:before="0" w:after="60"/>
+              <w:keepNext/>
+              <w:jc w:val="start"/>
+            </w:pPr>
+            <w:r>
+              <w:rPr>
+                <w:rFonts w:ascii="Calibri" w:hAnsi="Calibri"/>
+                <w:sz w:val="20"/>
+              </w:rPr>
+              <w:t xml:space="default">warmer_no data_low</w:t>
             </w:r>
           </w:p>
         </w:tc>
@@ -1933,60 +2516,166 @@
                 <w:rFonts w:ascii="Calibri" w:hAnsi="Calibri"/>
                 <w:sz w:val="20"/>
               </w:rPr>
-              <w:t xml:space="default">cooler_dry_low</w:t>
-            </w:r>
-          </w:p>
-        </w:tc>
-        <w:tc>
-          <w:tcPr>
-            <w:tcBorders>
-              <w:top w:val="single" w:space="0" w:color="D3D3D3"/>
-              <w:bottom w:val="single" w:space="0" w:color="D3D3D3"/>
-              <w:start w:val="single" w:space="0" w:color="D3D3D3"/>
-              <w:end w:val="single" w:space="0" w:color="D3D3D3"/>
-            </w:tcBorders>
-          </w:tcPr>
-          <w:p>
-            <w:pPr>
-              <w:spacing w:before="0" w:after="60"/>
-              <w:keepNext/>
-              <w:jc w:val="end"/>
-            </w:pPr>
-            <w:r>
-              <w:rPr>
-                <w:rFonts w:ascii="Calibri" w:hAnsi="Calibri"/>
-                <w:sz w:val="20"/>
-              </w:rPr>
-              <w:t xml:space="default">11</w:t>
-            </w:r>
-          </w:p>
-        </w:tc>
-      </w:tr>
-      <w:tr>
-        <w:trPr>
-          <w:cantSplit/>
-        </w:trPr>
-        <w:tc>
-          <w:tcPr>
-            <w:tcBorders>
-              <w:top w:val="single" w:space="0" w:color="D3D3D3"/>
-              <w:bottom w:val="single" w:space="0" w:color="D3D3D3"/>
-              <w:start w:val="single" w:space="0" w:color="D3D3D3"/>
-              <w:end w:val="single" w:space="0" w:color="D3D3D3"/>
-            </w:tcBorders>
-          </w:tcPr>
-          <w:p>
-            <w:pPr>
-              <w:spacing w:before="0" w:after="60"/>
-              <w:keepNext/>
-              <w:jc w:val="start"/>
-            </w:pPr>
-            <w:r>
-              <w:rPr>
-                <w:rFonts w:ascii="Calibri" w:hAnsi="Calibri"/>
-                <w:sz w:val="20"/>
-              </w:rPr>
-              <w:t xml:space="default">CWP&amp;MWA_dry_medium</w:t>
+              <w:t xml:space="default">CWP&amp;MWA_dry_moderate</w:t>
+            </w:r>
+          </w:p>
+        </w:tc>
+        <w:tc>
+          <w:tcPr>
+            <w:tcBorders>
+              <w:top w:val="single" w:space="0" w:color="D3D3D3"/>
+              <w:bottom w:val="single" w:space="0" w:color="D3D3D3"/>
+              <w:start w:val="single" w:space="0" w:color="D3D3D3"/>
+              <w:end w:val="single" w:space="0" w:color="D3D3D3"/>
+            </w:tcBorders>
+          </w:tcPr>
+          <w:p>
+            <w:pPr>
+              <w:spacing w:before="0" w:after="60"/>
+              <w:keepNext/>
+              <w:jc w:val="end"/>
+            </w:pPr>
+            <w:r>
+              <w:rPr>
+                <w:rFonts w:ascii="Calibri" w:hAnsi="Calibri"/>
+                <w:sz w:val="20"/>
+              </w:rPr>
+              <w:t xml:space="default">1</w:t>
+            </w:r>
+          </w:p>
+        </w:tc>
+      </w:tr>
+      <w:tr>
+        <w:trPr>
+          <w:cantSplit/>
+        </w:trPr>
+        <w:tc>
+          <w:tcPr>
+            <w:tcBorders>
+              <w:top w:val="single" w:space="0" w:color="D3D3D3"/>
+              <w:bottom w:val="single" w:space="0" w:color="D3D3D3"/>
+              <w:start w:val="single" w:space="0" w:color="D3D3D3"/>
+              <w:end w:val="single" w:space="0" w:color="D3D3D3"/>
+            </w:tcBorders>
+          </w:tcPr>
+          <w:p>
+            <w:pPr>
+              <w:spacing w:before="0" w:after="60"/>
+              <w:keepNext/>
+              <w:jc w:val="start"/>
+            </w:pPr>
+            <w:r>
+              <w:rPr>
+                <w:rFonts w:ascii="Calibri" w:hAnsi="Calibri"/>
+                <w:sz w:val="20"/>
+              </w:rPr>
+              <w:t xml:space="default">cooler_dry_moderate</w:t>
+            </w:r>
+          </w:p>
+        </w:tc>
+        <w:tc>
+          <w:tcPr>
+            <w:tcBorders>
+              <w:top w:val="single" w:space="0" w:color="D3D3D3"/>
+              <w:bottom w:val="single" w:space="0" w:color="D3D3D3"/>
+              <w:start w:val="single" w:space="0" w:color="D3D3D3"/>
+              <w:end w:val="single" w:space="0" w:color="D3D3D3"/>
+            </w:tcBorders>
+          </w:tcPr>
+          <w:p>
+            <w:pPr>
+              <w:spacing w:before="0" w:after="60"/>
+              <w:keepNext/>
+              <w:jc w:val="end"/>
+            </w:pPr>
+            <w:r>
+              <w:rPr>
+                <w:rFonts w:ascii="Calibri" w:hAnsi="Calibri"/>
+                <w:sz w:val="20"/>
+              </w:rPr>
+              <w:t xml:space="default">3</w:t>
+            </w:r>
+          </w:p>
+        </w:tc>
+      </w:tr>
+      <w:tr>
+        <w:trPr>
+          <w:cantSplit/>
+        </w:trPr>
+        <w:tc>
+          <w:tcPr>
+            <w:tcBorders>
+              <w:top w:val="single" w:space="0" w:color="D3D3D3"/>
+              <w:bottom w:val="single" w:space="0" w:color="D3D3D3"/>
+              <w:start w:val="single" w:space="0" w:color="D3D3D3"/>
+              <w:end w:val="single" w:space="0" w:color="D3D3D3"/>
+            </w:tcBorders>
+          </w:tcPr>
+          <w:p>
+            <w:pPr>
+              <w:spacing w:before="0" w:after="60"/>
+              <w:keepNext/>
+              <w:jc w:val="start"/>
+            </w:pPr>
+            <w:r>
+              <w:rPr>
+                <w:rFonts w:ascii="Calibri" w:hAnsi="Calibri"/>
+                <w:sz w:val="20"/>
+              </w:rPr>
+              <w:t xml:space="default">warmer_wet_low</w:t>
+            </w:r>
+          </w:p>
+        </w:tc>
+        <w:tc>
+          <w:tcPr>
+            <w:tcBorders>
+              <w:top w:val="single" w:space="0" w:color="D3D3D3"/>
+              <w:bottom w:val="single" w:space="0" w:color="D3D3D3"/>
+              <w:start w:val="single" w:space="0" w:color="D3D3D3"/>
+              <w:end w:val="single" w:space="0" w:color="D3D3D3"/>
+            </w:tcBorders>
+          </w:tcPr>
+          <w:p>
+            <w:pPr>
+              <w:spacing w:before="0" w:after="60"/>
+              <w:keepNext/>
+              <w:jc w:val="end"/>
+            </w:pPr>
+            <w:r>
+              <w:rPr>
+                <w:rFonts w:ascii="Calibri" w:hAnsi="Calibri"/>
+                <w:sz w:val="20"/>
+              </w:rPr>
+              <w:t xml:space="default">5</w:t>
+            </w:r>
+          </w:p>
+        </w:tc>
+      </w:tr>
+      <w:tr>
+        <w:trPr>
+          <w:cantSplit/>
+        </w:trPr>
+        <w:tc>
+          <w:tcPr>
+            <w:tcBorders>
+              <w:top w:val="single" w:space="0" w:color="D3D3D3"/>
+              <w:bottom w:val="single" w:space="0" w:color="D3D3D3"/>
+              <w:start w:val="single" w:space="0" w:color="D3D3D3"/>
+              <w:end w:val="single" w:space="0" w:color="D3D3D3"/>
+            </w:tcBorders>
+          </w:tcPr>
+          <w:p>
+            <w:pPr>
+              <w:spacing w:before="0" w:after="60"/>
+              <w:keepNext/>
+              <w:jc w:val="start"/>
+            </w:pPr>
+            <w:r>
+              <w:rPr>
+                <w:rFonts w:ascii="Calibri" w:hAnsi="Calibri"/>
+                <w:sz w:val="20"/>
+              </w:rPr>
+              <w:t xml:space="default">CWP&amp;MWA_dry_enhanced</w:t>
             </w:r>
           </w:p>
         </w:tc>
@@ -2039,243 +2728,84 @@
                 <w:rFonts w:ascii="Calibri" w:hAnsi="Calibri"/>
                 <w:sz w:val="20"/>
               </w:rPr>
-              <w:t xml:space="default">cooler_wet_high</w:t>
-            </w:r>
-          </w:p>
-        </w:tc>
-        <w:tc>
-          <w:tcPr>
-            <w:tcBorders>
-              <w:top w:val="single" w:space="0" w:color="D3D3D3"/>
-              <w:bottom w:val="single" w:space="0" w:color="D3D3D3"/>
-              <w:start w:val="single" w:space="0" w:color="D3D3D3"/>
-              <w:end w:val="single" w:space="0" w:color="D3D3D3"/>
-            </w:tcBorders>
-          </w:tcPr>
-          <w:p>
-            <w:pPr>
-              <w:spacing w:before="0" w:after="60"/>
-              <w:keepNext/>
-              <w:jc w:val="end"/>
-            </w:pPr>
-            <w:r>
-              <w:rPr>
-                <w:rFonts w:ascii="Calibri" w:hAnsi="Calibri"/>
-                <w:sz w:val="20"/>
-              </w:rPr>
-              <w:t xml:space="default">20</w:t>
-            </w:r>
-          </w:p>
-        </w:tc>
-      </w:tr>
-      <w:tr>
-        <w:trPr>
-          <w:cantSplit/>
-        </w:trPr>
-        <w:tc>
-          <w:tcPr>
-            <w:tcBorders>
-              <w:top w:val="single" w:space="0" w:color="D3D3D3"/>
-              <w:bottom w:val="single" w:space="0" w:color="D3D3D3"/>
-              <w:start w:val="single" w:space="0" w:color="D3D3D3"/>
-              <w:end w:val="single" w:space="0" w:color="D3D3D3"/>
-            </w:tcBorders>
-          </w:tcPr>
-          <w:p>
-            <w:pPr>
-              <w:spacing w:before="0" w:after="60"/>
-              <w:keepNext/>
-              <w:jc w:val="start"/>
-            </w:pPr>
-            <w:r>
-              <w:rPr>
-                <w:rFonts w:ascii="Calibri" w:hAnsi="Calibri"/>
-                <w:sz w:val="20"/>
-              </w:rPr>
-              <w:t xml:space="default">warmer_variable_low</w:t>
-            </w:r>
-          </w:p>
-        </w:tc>
-        <w:tc>
-          <w:tcPr>
-            <w:tcBorders>
-              <w:top w:val="single" w:space="0" w:color="D3D3D3"/>
-              <w:bottom w:val="single" w:space="0" w:color="D3D3D3"/>
-              <w:start w:val="single" w:space="0" w:color="D3D3D3"/>
-              <w:end w:val="single" w:space="0" w:color="D3D3D3"/>
-            </w:tcBorders>
-          </w:tcPr>
-          <w:p>
-            <w:pPr>
-              <w:spacing w:before="0" w:after="60"/>
-              <w:keepNext/>
-              <w:jc w:val="end"/>
-            </w:pPr>
-            <w:r>
-              <w:rPr>
-                <w:rFonts w:ascii="Calibri" w:hAnsi="Calibri"/>
-                <w:sz w:val="20"/>
-              </w:rPr>
-              <w:t xml:space="default">6</w:t>
-            </w:r>
-          </w:p>
-        </w:tc>
-      </w:tr>
-      <w:tr>
-        <w:trPr>
-          <w:cantSplit/>
-        </w:trPr>
-        <w:tc>
-          <w:tcPr>
-            <w:tcBorders>
-              <w:top w:val="single" w:space="0" w:color="D3D3D3"/>
-              <w:bottom w:val="single" w:space="0" w:color="D3D3D3"/>
-              <w:start w:val="single" w:space="0" w:color="D3D3D3"/>
-              <w:end w:val="single" w:space="0" w:color="D3D3D3"/>
-            </w:tcBorders>
-          </w:tcPr>
-          <w:p>
-            <w:pPr>
-              <w:spacing w:before="0" w:after="60"/>
-              <w:keepNext/>
-              <w:jc w:val="start"/>
-            </w:pPr>
-            <w:r>
-              <w:rPr>
-                <w:rFonts w:ascii="Calibri" w:hAnsi="Calibri"/>
-                <w:sz w:val="20"/>
-              </w:rPr>
-              <w:t xml:space="default">CWP&amp;MWA_variable_medium</w:t>
-            </w:r>
-          </w:p>
-        </w:tc>
-        <w:tc>
-          <w:tcPr>
-            <w:tcBorders>
-              <w:top w:val="single" w:space="0" w:color="D3D3D3"/>
-              <w:bottom w:val="single" w:space="0" w:color="D3D3D3"/>
-              <w:start w:val="single" w:space="0" w:color="D3D3D3"/>
-              <w:end w:val="single" w:space="0" w:color="D3D3D3"/>
-            </w:tcBorders>
-          </w:tcPr>
-          <w:p>
-            <w:pPr>
-              <w:spacing w:before="0" w:after="60"/>
-              <w:keepNext/>
-              <w:jc w:val="end"/>
-            </w:pPr>
-            <w:r>
-              <w:rPr>
-                <w:rFonts w:ascii="Calibri" w:hAnsi="Calibri"/>
-                <w:sz w:val="20"/>
-              </w:rPr>
-              <w:t xml:space="default">2</w:t>
-            </w:r>
-          </w:p>
-        </w:tc>
-      </w:tr>
-      <w:tr>
-        <w:trPr>
-          <w:cantSplit/>
-        </w:trPr>
-        <w:tc>
-          <w:tcPr>
-            <w:tcBorders>
-              <w:top w:val="single" w:space="0" w:color="D3D3D3"/>
-              <w:bottom w:val="single" w:space="0" w:color="D3D3D3"/>
-              <w:start w:val="single" w:space="0" w:color="D3D3D3"/>
-              <w:end w:val="single" w:space="0" w:color="D3D3D3"/>
-            </w:tcBorders>
-          </w:tcPr>
-          <w:p>
-            <w:pPr>
-              <w:spacing w:before="0" w:after="60"/>
-              <w:keepNext/>
-              <w:jc w:val="start"/>
-            </w:pPr>
-            <w:r>
-              <w:rPr>
-                <w:rFonts w:ascii="Calibri" w:hAnsi="Calibri"/>
-                <w:sz w:val="20"/>
-              </w:rPr>
-              <w:t xml:space="default">warmer_wet_low</w:t>
-            </w:r>
-          </w:p>
-        </w:tc>
-        <w:tc>
-          <w:tcPr>
-            <w:tcBorders>
-              <w:top w:val="single" w:space="0" w:color="D3D3D3"/>
-              <w:bottom w:val="single" w:space="0" w:color="D3D3D3"/>
-              <w:start w:val="single" w:space="0" w:color="D3D3D3"/>
-              <w:end w:val="single" w:space="0" w:color="D3D3D3"/>
-            </w:tcBorders>
-          </w:tcPr>
-          <w:p>
-            <w:pPr>
-              <w:spacing w:before="0" w:after="60"/>
-              <w:keepNext/>
-              <w:jc w:val="end"/>
-            </w:pPr>
-            <w:r>
-              <w:rPr>
-                <w:rFonts w:ascii="Calibri" w:hAnsi="Calibri"/>
-                <w:sz w:val="20"/>
-              </w:rPr>
-              <w:t xml:space="default">2</w:t>
-            </w:r>
-          </w:p>
-        </w:tc>
-      </w:tr>
-      <w:tr>
-        <w:trPr>
-          <w:cantSplit/>
-        </w:trPr>
-        <w:tc>
-          <w:tcPr>
-            <w:tcBorders>
-              <w:top w:val="single" w:space="0" w:color="D3D3D3"/>
-              <w:bottom w:val="single" w:space="0" w:color="D3D3D3"/>
-              <w:start w:val="single" w:space="0" w:color="D3D3D3"/>
-              <w:end w:val="single" w:space="0" w:color="D3D3D3"/>
-            </w:tcBorders>
-          </w:tcPr>
-          <w:p>
-            <w:pPr>
-              <w:spacing w:before="0" w:after="60"/>
-              <w:keepNext/>
-              <w:jc w:val="start"/>
-            </w:pPr>
-            <w:r>
-              <w:rPr>
-                <w:rFonts w:ascii="Calibri" w:hAnsi="Calibri"/>
-                <w:sz w:val="20"/>
-              </w:rPr>
-              <w:t xml:space="default">warmer_variable_high</w:t>
-            </w:r>
-          </w:p>
-        </w:tc>
-        <w:tc>
-          <w:tcPr>
-            <w:tcBorders>
-              <w:top w:val="single" w:space="0" w:color="D3D3D3"/>
-              <w:bottom w:val="single" w:space="0" w:color="D3D3D3"/>
-              <w:start w:val="single" w:space="0" w:color="D3D3D3"/>
-              <w:end w:val="single" w:space="0" w:color="D3D3D3"/>
-            </w:tcBorders>
-          </w:tcPr>
-          <w:p>
-            <w:pPr>
-              <w:spacing w:before="0" w:after="60"/>
-              <w:keepNext/>
-              <w:jc w:val="end"/>
-            </w:pPr>
-            <w:r>
-              <w:rPr>
-                <w:rFonts w:ascii="Calibri" w:hAnsi="Calibri"/>
-                <w:sz w:val="20"/>
-              </w:rPr>
-              <w:t xml:space="default">3</w:t>
+              <w:t xml:space="default">LIA_wet_high</w:t>
+            </w:r>
+          </w:p>
+        </w:tc>
+        <w:tc>
+          <w:tcPr>
+            <w:tcBorders>
+              <w:top w:val="single" w:space="0" w:color="D3D3D3"/>
+              <w:bottom w:val="single" w:space="0" w:color="D3D3D3"/>
+              <w:start w:val="single" w:space="0" w:color="D3D3D3"/>
+              <w:end w:val="single" w:space="0" w:color="D3D3D3"/>
+            </w:tcBorders>
+          </w:tcPr>
+          <w:p>
+            <w:pPr>
+              <w:spacing w:before="0" w:after="60"/>
+              <w:keepNext/>
+              <w:jc w:val="end"/>
+            </w:pPr>
+            <w:r>
+              <w:rPr>
+                <w:rFonts w:ascii="Calibri" w:hAnsi="Calibri"/>
+                <w:sz w:val="20"/>
+              </w:rPr>
+              <w:t xml:space="default">1</w:t>
+            </w:r>
+          </w:p>
+        </w:tc>
+      </w:tr>
+      <w:tr>
+        <w:trPr>
+          <w:cantSplit/>
+        </w:trPr>
+        <w:tc>
+          <w:tcPr>
+            <w:tcBorders>
+              <w:top w:val="single" w:space="0" w:color="D3D3D3"/>
+              <w:bottom w:val="single" w:space="0" w:color="D3D3D3"/>
+              <w:start w:val="single" w:space="0" w:color="D3D3D3"/>
+              <w:end w:val="single" w:space="0" w:color="D3D3D3"/>
+            </w:tcBorders>
+          </w:tcPr>
+          <w:p>
+            <w:pPr>
+              <w:spacing w:before="0" w:after="60"/>
+              <w:keepNext/>
+              <w:jc w:val="start"/>
+            </w:pPr>
+            <w:r>
+              <w:rPr>
+                <w:rFonts w:ascii="Calibri" w:hAnsi="Calibri"/>
+                <w:sz w:val="20"/>
+              </w:rPr>
+              <w:t xml:space="default">warmer_wet_high</w:t>
+            </w:r>
+          </w:p>
+        </w:tc>
+        <w:tc>
+          <w:tcPr>
+            <w:tcBorders>
+              <w:top w:val="single" w:space="0" w:color="D3D3D3"/>
+              <w:bottom w:val="single" w:space="0" w:color="D3D3D3"/>
+              <w:start w:val="single" w:space="0" w:color="D3D3D3"/>
+              <w:end w:val="single" w:space="0" w:color="D3D3D3"/>
+            </w:tcBorders>
+          </w:tcPr>
+          <w:p>
+            <w:pPr>
+              <w:spacing w:before="0" w:after="60"/>
+              <w:keepNext/>
+              <w:jc w:val="end"/>
+            </w:pPr>
+            <w:r>
+              <w:rPr>
+                <w:rFonts w:ascii="Calibri" w:hAnsi="Calibri"/>
+                <w:sz w:val="20"/>
+              </w:rPr>
+              <w:t xml:space="default">1</w:t>
             </w:r>
           </w:p>
         </w:tc>
@@ -2330,7 +2860,7 @@
                 <w:sz w:val="20"/>
                 <w:b w:val="true"/>
               </w:rPr>
-              <w:t xml:space="default">58</w:t>
+              <w:t xml:space="default">57</w:t>
             </w:r>
           </w:p>
         </w:tc>
@@ -2391,7 +2921,7 @@
                 <w:rFonts w:ascii="Calibri" w:hAnsi="Calibri"/>
                 <w:sz w:val="20"/>
               </w:rPr>
-              <w:t xml:space="default">cooler_dry_high</w:t>
+              <w:t xml:space="default">cooler_wet_moderate</w:t>
             </w:r>
           </w:p>
         </w:tc>
@@ -2444,60 +2974,7 @@
                 <w:rFonts w:ascii="Calibri" w:hAnsi="Calibri"/>
                 <w:sz w:val="20"/>
               </w:rPr>
-              <w:t xml:space="default">cooler_dry_low</w:t>
-            </w:r>
-          </w:p>
-        </w:tc>
-        <w:tc>
-          <w:tcPr>
-            <w:tcBorders>
-              <w:top w:val="single" w:space="0" w:color="D3D3D3"/>
-              <w:bottom w:val="single" w:space="0" w:color="D3D3D3"/>
-              <w:start w:val="single" w:space="0" w:color="D3D3D3"/>
-              <w:end w:val="single" w:space="0" w:color="D3D3D3"/>
-            </w:tcBorders>
-          </w:tcPr>
-          <w:p>
-            <w:pPr>
-              <w:spacing w:before="0" w:after="60"/>
-              <w:keepNext/>
-              <w:jc w:val="end"/>
-            </w:pPr>
-            <w:r>
-              <w:rPr>
-                <w:rFonts w:ascii="Calibri" w:hAnsi="Calibri"/>
-                <w:sz w:val="20"/>
-              </w:rPr>
-              <w:t xml:space="default">4</w:t>
-            </w:r>
-          </w:p>
-        </w:tc>
-      </w:tr>
-      <w:tr>
-        <w:trPr>
-          <w:cantSplit/>
-        </w:trPr>
-        <w:tc>
-          <w:tcPr>
-            <w:tcBorders>
-              <w:top w:val="single" w:space="0" w:color="D3D3D3"/>
-              <w:bottom w:val="single" w:space="0" w:color="D3D3D3"/>
-              <w:start w:val="single" w:space="0" w:color="D3D3D3"/>
-              <w:end w:val="single" w:space="0" w:color="D3D3D3"/>
-            </w:tcBorders>
-          </w:tcPr>
-          <w:p>
-            <w:pPr>
-              <w:spacing w:before="0" w:after="60"/>
-              <w:keepNext/>
-              <w:jc w:val="start"/>
-            </w:pPr>
-            <w:r>
-              <w:rPr>
-                <w:rFonts w:ascii="Calibri" w:hAnsi="Calibri"/>
-                <w:sz w:val="20"/>
-              </w:rPr>
-              <w:t xml:space="default">CWP&amp;MWA_dry_medium</w:t>
+              <w:t xml:space="default">cooler_no data_low</w:t>
             </w:r>
           </w:p>
         </w:tc>
@@ -2550,7 +3027,166 @@
                 <w:rFonts w:ascii="Calibri" w:hAnsi="Calibri"/>
                 <w:sz w:val="20"/>
               </w:rPr>
-              <w:t xml:space="default">cooler_wet_high</w:t>
+              <w:t xml:space="default">CWP&amp;MWA_wet_enhanced</w:t>
+            </w:r>
+          </w:p>
+        </w:tc>
+        <w:tc>
+          <w:tcPr>
+            <w:tcBorders>
+              <w:top w:val="single" w:space="0" w:color="D3D3D3"/>
+              <w:bottom w:val="single" w:space="0" w:color="D3D3D3"/>
+              <w:start w:val="single" w:space="0" w:color="D3D3D3"/>
+              <w:end w:val="single" w:space="0" w:color="D3D3D3"/>
+            </w:tcBorders>
+          </w:tcPr>
+          <w:p>
+            <w:pPr>
+              <w:spacing w:before="0" w:after="60"/>
+              <w:keepNext/>
+              <w:jc w:val="end"/>
+            </w:pPr>
+            <w:r>
+              <w:rPr>
+                <w:rFonts w:ascii="Calibri" w:hAnsi="Calibri"/>
+                <w:sz w:val="20"/>
+              </w:rPr>
+              <w:t xml:space="default">1</w:t>
+            </w:r>
+          </w:p>
+        </w:tc>
+      </w:tr>
+      <w:tr>
+        <w:trPr>
+          <w:cantSplit/>
+        </w:trPr>
+        <w:tc>
+          <w:tcPr>
+            <w:tcBorders>
+              <w:top w:val="single" w:space="0" w:color="D3D3D3"/>
+              <w:bottom w:val="single" w:space="0" w:color="D3D3D3"/>
+              <w:start w:val="single" w:space="0" w:color="D3D3D3"/>
+              <w:end w:val="single" w:space="0" w:color="D3D3D3"/>
+            </w:tcBorders>
+          </w:tcPr>
+          <w:p>
+            <w:pPr>
+              <w:spacing w:before="0" w:after="60"/>
+              <w:keepNext/>
+              <w:jc w:val="start"/>
+            </w:pPr>
+            <w:r>
+              <w:rPr>
+                <w:rFonts w:ascii="Calibri" w:hAnsi="Calibri"/>
+                <w:sz w:val="20"/>
+              </w:rPr>
+              <w:t xml:space="default">LIA_wet_enhanced</w:t>
+            </w:r>
+          </w:p>
+        </w:tc>
+        <w:tc>
+          <w:tcPr>
+            <w:tcBorders>
+              <w:top w:val="single" w:space="0" w:color="D3D3D3"/>
+              <w:bottom w:val="single" w:space="0" w:color="D3D3D3"/>
+              <w:start w:val="single" w:space="0" w:color="D3D3D3"/>
+              <w:end w:val="single" w:space="0" w:color="D3D3D3"/>
+            </w:tcBorders>
+          </w:tcPr>
+          <w:p>
+            <w:pPr>
+              <w:spacing w:before="0" w:after="60"/>
+              <w:keepNext/>
+              <w:jc w:val="end"/>
+            </w:pPr>
+            <w:r>
+              <w:rPr>
+                <w:rFonts w:ascii="Calibri" w:hAnsi="Calibri"/>
+                <w:sz w:val="20"/>
+              </w:rPr>
+              <w:t xml:space="default">1</w:t>
+            </w:r>
+          </w:p>
+        </w:tc>
+      </w:tr>
+      <w:tr>
+        <w:trPr>
+          <w:cantSplit/>
+        </w:trPr>
+        <w:tc>
+          <w:tcPr>
+            <w:tcBorders>
+              <w:top w:val="single" w:space="0" w:color="D3D3D3"/>
+              <w:bottom w:val="single" w:space="0" w:color="D3D3D3"/>
+              <w:start w:val="single" w:space="0" w:color="D3D3D3"/>
+              <w:end w:val="single" w:space="0" w:color="D3D3D3"/>
+            </w:tcBorders>
+          </w:tcPr>
+          <w:p>
+            <w:pPr>
+              <w:spacing w:before="0" w:after="60"/>
+              <w:keepNext/>
+              <w:jc w:val="start"/>
+            </w:pPr>
+            <w:r>
+              <w:rPr>
+                <w:rFonts w:ascii="Calibri" w:hAnsi="Calibri"/>
+                <w:sz w:val="20"/>
+              </w:rPr>
+              <w:t xml:space="default">cooler_no data_moderate</w:t>
+            </w:r>
+          </w:p>
+        </w:tc>
+        <w:tc>
+          <w:tcPr>
+            <w:tcBorders>
+              <w:top w:val="single" w:space="0" w:color="D3D3D3"/>
+              <w:bottom w:val="single" w:space="0" w:color="D3D3D3"/>
+              <w:start w:val="single" w:space="0" w:color="D3D3D3"/>
+              <w:end w:val="single" w:space="0" w:color="D3D3D3"/>
+            </w:tcBorders>
+          </w:tcPr>
+          <w:p>
+            <w:pPr>
+              <w:spacing w:before="0" w:after="60"/>
+              <w:keepNext/>
+              <w:jc w:val="end"/>
+            </w:pPr>
+            <w:r>
+              <w:rPr>
+                <w:rFonts w:ascii="Calibri" w:hAnsi="Calibri"/>
+                <w:sz w:val="20"/>
+              </w:rPr>
+              <w:t xml:space="default">1</w:t>
+            </w:r>
+          </w:p>
+        </w:tc>
+      </w:tr>
+      <w:tr>
+        <w:trPr>
+          <w:cantSplit/>
+        </w:trPr>
+        <w:tc>
+          <w:tcPr>
+            <w:tcBorders>
+              <w:top w:val="single" w:space="0" w:color="D3D3D3"/>
+              <w:bottom w:val="single" w:space="0" w:color="D3D3D3"/>
+              <w:start w:val="single" w:space="0" w:color="D3D3D3"/>
+              <w:end w:val="single" w:space="0" w:color="D3D3D3"/>
+            </w:tcBorders>
+          </w:tcPr>
+          <w:p>
+            <w:pPr>
+              <w:spacing w:before="0" w:after="60"/>
+              <w:keepNext/>
+              <w:jc w:val="start"/>
+            </w:pPr>
+            <w:r>
+              <w:rPr>
+                <w:rFonts w:ascii="Calibri" w:hAnsi="Calibri"/>
+                <w:sz w:val="20"/>
+              </w:rPr>
+              <w:t xml:space="default">warmer_no data_low</w:t>
             </w:r>
           </w:p>
         </w:tc>
@@ -2603,7 +3239,7 @@
                 <w:rFonts w:ascii="Calibri" w:hAnsi="Calibri"/>
                 <w:sz w:val="20"/>
               </w:rPr>
-              <w:t xml:space="default">warmer_variable_low</w:t>
+              <w:t xml:space="default">CWP&amp;MWA_dry_moderate</w:t>
             </w:r>
           </w:p>
         </w:tc>
@@ -2656,7 +3292,113 @@
                 <w:rFonts w:ascii="Calibri" w:hAnsi="Calibri"/>
                 <w:sz w:val="20"/>
               </w:rPr>
-              <w:t xml:space="default">CWP&amp;MWA_variable_medium</w:t>
+              <w:t xml:space="default">cooler_dry_moderate</w:t>
+            </w:r>
+          </w:p>
+        </w:tc>
+        <w:tc>
+          <w:tcPr>
+            <w:tcBorders>
+              <w:top w:val="single" w:space="0" w:color="D3D3D3"/>
+              <w:bottom w:val="single" w:space="0" w:color="D3D3D3"/>
+              <w:start w:val="single" w:space="0" w:color="D3D3D3"/>
+              <w:end w:val="single" w:space="0" w:color="D3D3D3"/>
+            </w:tcBorders>
+          </w:tcPr>
+          <w:p>
+            <w:pPr>
+              <w:spacing w:before="0" w:after="60"/>
+              <w:keepNext/>
+              <w:jc w:val="end"/>
+            </w:pPr>
+            <w:r>
+              <w:rPr>
+                <w:rFonts w:ascii="Calibri" w:hAnsi="Calibri"/>
+                <w:sz w:val="20"/>
+              </w:rPr>
+              <w:t xml:space="default">3</w:t>
+            </w:r>
+          </w:p>
+        </w:tc>
+      </w:tr>
+      <w:tr>
+        <w:trPr>
+          <w:cantSplit/>
+        </w:trPr>
+        <w:tc>
+          <w:tcPr>
+            <w:tcBorders>
+              <w:top w:val="single" w:space="0" w:color="D3D3D3"/>
+              <w:bottom w:val="single" w:space="0" w:color="D3D3D3"/>
+              <w:start w:val="single" w:space="0" w:color="D3D3D3"/>
+              <w:end w:val="single" w:space="0" w:color="D3D3D3"/>
+            </w:tcBorders>
+          </w:tcPr>
+          <w:p>
+            <w:pPr>
+              <w:spacing w:before="0" w:after="60"/>
+              <w:keepNext/>
+              <w:jc w:val="start"/>
+            </w:pPr>
+            <w:r>
+              <w:rPr>
+                <w:rFonts w:ascii="Calibri" w:hAnsi="Calibri"/>
+                <w:sz w:val="20"/>
+              </w:rPr>
+              <w:t xml:space="default">warmer_wet_low</w:t>
+            </w:r>
+          </w:p>
+        </w:tc>
+        <w:tc>
+          <w:tcPr>
+            <w:tcBorders>
+              <w:top w:val="single" w:space="0" w:color="D3D3D3"/>
+              <w:bottom w:val="single" w:space="0" w:color="D3D3D3"/>
+              <w:start w:val="single" w:space="0" w:color="D3D3D3"/>
+              <w:end w:val="single" w:space="0" w:color="D3D3D3"/>
+            </w:tcBorders>
+          </w:tcPr>
+          <w:p>
+            <w:pPr>
+              <w:spacing w:before="0" w:after="60"/>
+              <w:keepNext/>
+              <w:jc w:val="end"/>
+            </w:pPr>
+            <w:r>
+              <w:rPr>
+                <w:rFonts w:ascii="Calibri" w:hAnsi="Calibri"/>
+                <w:sz w:val="20"/>
+              </w:rPr>
+              <w:t xml:space="default">1</w:t>
+            </w:r>
+          </w:p>
+        </w:tc>
+      </w:tr>
+      <w:tr>
+        <w:trPr>
+          <w:cantSplit/>
+        </w:trPr>
+        <w:tc>
+          <w:tcPr>
+            <w:tcBorders>
+              <w:top w:val="single" w:space="0" w:color="D3D3D3"/>
+              <w:bottom w:val="single" w:space="0" w:color="D3D3D3"/>
+              <w:start w:val="single" w:space="0" w:color="D3D3D3"/>
+              <w:end w:val="single" w:space="0" w:color="D3D3D3"/>
+            </w:tcBorders>
+          </w:tcPr>
+          <w:p>
+            <w:pPr>
+              <w:spacing w:before="0" w:after="60"/>
+              <w:keepNext/>
+              <w:jc w:val="start"/>
+            </w:pPr>
+            <w:r>
+              <w:rPr>
+                <w:rFonts w:ascii="Calibri" w:hAnsi="Calibri"/>
+                <w:sz w:val="20"/>
+              </w:rPr>
+              <w:t xml:space="default">CWP&amp;MWA_dry_enhanced</w:t>
             </w:r>
           </w:p>
         </w:tc>
@@ -2709,60 +3451,7 @@
                 <w:rFonts w:ascii="Calibri" w:hAnsi="Calibri"/>
                 <w:sz w:val="20"/>
               </w:rPr>
-              <w:t xml:space="default">warmer_wet_low</w:t>
-            </w:r>
-          </w:p>
-        </w:tc>
-        <w:tc>
-          <w:tcPr>
-            <w:tcBorders>
-              <w:top w:val="single" w:space="0" w:color="D3D3D3"/>
-              <w:bottom w:val="single" w:space="0" w:color="D3D3D3"/>
-              <w:start w:val="single" w:space="0" w:color="D3D3D3"/>
-              <w:end w:val="single" w:space="0" w:color="D3D3D3"/>
-            </w:tcBorders>
-          </w:tcPr>
-          <w:p>
-            <w:pPr>
-              <w:spacing w:before="0" w:after="60"/>
-              <w:keepNext/>
-              <w:jc w:val="end"/>
-            </w:pPr>
-            <w:r>
-              <w:rPr>
-                <w:rFonts w:ascii="Calibri" w:hAnsi="Calibri"/>
-                <w:sz w:val="20"/>
-              </w:rPr>
-              <w:t xml:space="default">2</w:t>
-            </w:r>
-          </w:p>
-        </w:tc>
-      </w:tr>
-      <w:tr>
-        <w:trPr>
-          <w:cantSplit/>
-        </w:trPr>
-        <w:tc>
-          <w:tcPr>
-            <w:tcBorders>
-              <w:top w:val="single" w:space="0" w:color="D3D3D3"/>
-              <w:bottom w:val="single" w:space="0" w:color="D3D3D3"/>
-              <w:start w:val="single" w:space="0" w:color="D3D3D3"/>
-              <w:end w:val="single" w:space="0" w:color="D3D3D3"/>
-            </w:tcBorders>
-          </w:tcPr>
-          <w:p>
-            <w:pPr>
-              <w:spacing w:before="0" w:after="60"/>
-              <w:keepNext/>
-              <w:jc w:val="start"/>
-            </w:pPr>
-            <w:r>
-              <w:rPr>
-                <w:rFonts w:ascii="Calibri" w:hAnsi="Calibri"/>
-                <w:sz w:val="20"/>
-              </w:rPr>
-              <w:t xml:space="default">warmer_variable_high</w:t>
+              <w:t xml:space="default">warmer_wet_high</w:t>
             </w:r>
           </w:p>
         </w:tc>
@@ -2841,7 +3530,7 @@
                 <w:sz w:val="20"/>
                 <w:b w:val="true"/>
               </w:rPr>
-              <w:t xml:space="default">18</w:t>
+              <w:t xml:space="default">19</w:t>
             </w:r>
           </w:p>
         </w:tc>
